--- a/contribution directe (hydro).docx
+++ b/contribution directe (hydro).docx
@@ -61,7 +61,7 @@
                           </pic:cNvPicPr>
                         </pic:nvPicPr>
                         <pic:blipFill>
-                          <a:blip r:embed="rId13" cstate="print">
+                          <a:blip r:embed="rId11" cstate="print">
                             <a:extLst>
                               <a:ext uri="{28A0092B-C50C-407E-A947-70E740481C1C}">
                                 <a14:useLocalDpi xmlns:a14="http://schemas.microsoft.com/office/drawing/2010/main" val="0"/>
@@ -167,7 +167,7 @@
                 <w:sz w:val="28"/>
                 <w:szCs w:val="28"/>
               </w:rPr>
-              <w:t>V0.</w:t>
+              <w:t>V</w:t>
             </w:r>
             <w:r>
               <w:rPr>
@@ -177,7 +177,7 @@
                 <w:sz w:val="28"/>
                 <w:szCs w:val="28"/>
               </w:rPr>
-              <w:t>3</w:t>
+              <w:t>1.0.0</w:t>
             </w:r>
           </w:p>
         </w:tc>
@@ -426,15 +426,7 @@
                     <w:b/>
                     <w:szCs w:val="18"/>
                   </w:rPr>
-                  <w:t>0.</w:t>
-                </w:r>
-                <w:r>
-                  <w:rPr>
-                    <w:rFonts w:cs="Arial"/>
-                    <w:b/>
-                    <w:szCs w:val="18"/>
-                  </w:rPr>
-                  <w:t>3</w:t>
+                  <w:t>1.0.0</w:t>
                 </w:r>
               </w:sdtContent>
             </w:sdt>
@@ -1331,21 +1323,93 @@
                 <w:rFonts w:cs="Arial"/>
                 <w:szCs w:val="18"/>
               </w:rPr>
-              <w:t>Adaptation à la version 0.</w:t>
-            </w:r>
-            <w:r>
+              <w:t>Adaptation à la version 0.3 du plugin</w:t>
+            </w:r>
+          </w:p>
+        </w:tc>
+      </w:tr>
+      <w:tr>
+        <w:tc>
+          <w:tcPr>
+            <w:tcW w:w="1135" w:type="dxa"/>
+          </w:tcPr>
+          <w:p>
+            <w:pPr>
+              <w:ind w:firstLine="0"/>
+              <w:jc w:val="center"/>
               <w:rPr>
                 <w:rFonts w:cs="Arial"/>
                 <w:szCs w:val="18"/>
               </w:rPr>
-              <w:t>3</w:t>
-            </w:r>
+            </w:pPr>
             <w:r>
               <w:rPr>
                 <w:rFonts w:cs="Arial"/>
                 <w:szCs w:val="18"/>
               </w:rPr>
-              <w:t xml:space="preserve"> du plugin</w:t>
+              <w:t>1.0.0</w:t>
+            </w:r>
+          </w:p>
+        </w:tc>
+        <w:tc>
+          <w:tcPr>
+            <w:tcW w:w="1417" w:type="dxa"/>
+          </w:tcPr>
+          <w:p>
+            <w:pPr>
+              <w:ind w:firstLine="0"/>
+              <w:rPr>
+                <w:rFonts w:cs="Arial"/>
+                <w:szCs w:val="18"/>
+              </w:rPr>
+            </w:pPr>
+            <w:r>
+              <w:rPr>
+                <w:rFonts w:cs="Arial"/>
+                <w:szCs w:val="18"/>
+              </w:rPr>
+              <w:t>04/07/2025</w:t>
+            </w:r>
+          </w:p>
+        </w:tc>
+        <w:tc>
+          <w:tcPr>
+            <w:tcW w:w="2552" w:type="dxa"/>
+          </w:tcPr>
+          <w:p>
+            <w:pPr>
+              <w:rPr>
+                <w:rFonts w:cs="Arial"/>
+                <w:szCs w:val="18"/>
+              </w:rPr>
+            </w:pPr>
+            <w:r>
+              <w:rPr>
+                <w:rFonts w:cs="Arial"/>
+                <w:szCs w:val="18"/>
+              </w:rPr>
+              <w:t>Gérôme PECHEUR</w:t>
+            </w:r>
+          </w:p>
+        </w:tc>
+        <w:tc>
+          <w:tcPr>
+            <w:tcW w:w="4994" w:type="dxa"/>
+          </w:tcPr>
+          <w:p>
+            <w:pPr>
+              <w:ind w:firstLine="0"/>
+              <w:rPr>
+                <w:rFonts w:cs="Arial"/>
+                <w:szCs w:val="18"/>
+              </w:rPr>
+            </w:pPr>
+            <w:r>
+              <w:rPr>
+                <w:rFonts w:cs="Arial"/>
+                <w:szCs w:val="18"/>
+              </w:rPr>
+              <w:t>Première version diffusable</w:t>
             </w:r>
           </w:p>
         </w:tc>
@@ -1858,13 +1922,8 @@
       <w:r>
         <w:t xml:space="preserve">sans ouvrir la table attributaire et d’envoyer les modifications sur les serveurs </w:t>
       </w:r>
-      <w:proofErr w:type="spellStart"/>
-      <w:r>
-        <w:t>BDUni</w:t>
-      </w:r>
-      <w:proofErr w:type="spellEnd"/>
-      <w:r>
-        <w:t xml:space="preserve"> </w:t>
+      <w:r>
+        <w:t xml:space="preserve">BDUni </w:t>
       </w:r>
       <w:r>
         <w:t>de l’IGN</w:t>
@@ -1924,7 +1983,7 @@
                     <pic:cNvPicPr/>
                   </pic:nvPicPr>
                   <pic:blipFill>
-                    <a:blip r:embed="rId14"/>
+                    <a:blip r:embed="rId12"/>
                     <a:stretch>
                       <a:fillRect/>
                     </a:stretch>
@@ -1983,7 +2042,7 @@
                     <pic:cNvPicPr/>
                   </pic:nvPicPr>
                   <pic:blipFill>
-                    <a:blip r:embed="rId15">
+                    <a:blip r:embed="rId13">
                       <a:extLst>
                         <a:ext uri="{28A0092B-C50C-407E-A947-70E740481C1C}">
                           <a14:useLocalDpi xmlns:a14="http://schemas.microsoft.com/office/drawing/2010/main" val="0"/>
@@ -2013,12 +2072,12 @@
     <w:p/>
     <w:p>
       <w:r>
+        <w:lastRenderedPageBreak/>
         <w:t>Cette interface permet de modifier certains champs des tronçons hydrographiques</w:t>
       </w:r>
     </w:p>
     <w:p>
       <w:r>
-        <w:lastRenderedPageBreak/>
         <w:t xml:space="preserve">Lorsque l’on sélectionne un tronçon </w:t>
       </w:r>
       <w:r>
@@ -2065,7 +2124,7 @@
                     <pic:cNvPicPr/>
                   </pic:nvPicPr>
                   <pic:blipFill>
-                    <a:blip r:embed="rId16">
+                    <a:blip r:embed="rId14">
                       <a:extLst>
                         <a:ext uri="{28A0092B-C50C-407E-A947-70E740481C1C}">
                           <a14:useLocalDpi xmlns:a14="http://schemas.microsoft.com/office/drawing/2010/main" val="0"/>
@@ -2117,7 +2176,7 @@
                     <pic:cNvPicPr/>
                   </pic:nvPicPr>
                   <pic:blipFill>
-                    <a:blip r:embed="rId17">
+                    <a:blip r:embed="rId15">
                       <a:extLst>
                         <a:ext uri="{28A0092B-C50C-407E-A947-70E740481C1C}">
                           <a14:useLocalDpi xmlns:a14="http://schemas.microsoft.com/office/drawing/2010/main" val="0"/>
@@ -2177,7 +2236,7 @@
                     <pic:cNvPicPr/>
                   </pic:nvPicPr>
                   <pic:blipFill>
-                    <a:blip r:embed="rId18">
+                    <a:blip r:embed="rId16">
                       <a:extLst>
                         <a:ext uri="{28A0092B-C50C-407E-A947-70E740481C1C}">
                           <a14:useLocalDpi xmlns:a14="http://schemas.microsoft.com/office/drawing/2010/main" val="0"/>
@@ -2259,7 +2318,6 @@
       <w:bookmarkEnd w:id="8"/>
       <w:bookmarkEnd w:id="9"/>
       <w:r>
-        <w:lastRenderedPageBreak/>
         <w:t>Utilisation</w:t>
       </w:r>
       <w:bookmarkEnd w:id="10"/>
@@ -2416,7 +2474,7 @@
                     <pic:cNvPicPr/>
                   </pic:nvPicPr>
                   <pic:blipFill>
-                    <a:blip r:embed="rId16">
+                    <a:blip r:embed="rId14">
                       <a:extLst>
                         <a:ext uri="{28A0092B-C50C-407E-A947-70E740481C1C}">
                           <a14:useLocalDpi xmlns:a14="http://schemas.microsoft.com/office/drawing/2010/main" val="0"/>
@@ -2518,7 +2576,7 @@
                     <pic:cNvPicPr/>
                   </pic:nvPicPr>
                   <pic:blipFill>
-                    <a:blip r:embed="rId19">
+                    <a:blip r:embed="rId17">
                       <a:extLst>
                         <a:ext uri="{28A0092B-C50C-407E-A947-70E740481C1C}">
                           <a14:useLocalDpi xmlns:a14="http://schemas.microsoft.com/office/drawing/2010/main" val="0"/>
@@ -2580,7 +2638,7 @@
                     <pic:cNvPicPr/>
                   </pic:nvPicPr>
                   <pic:blipFill>
-                    <a:blip r:embed="rId20">
+                    <a:blip r:embed="rId18">
                       <a:extLst>
                         <a:ext uri="{28A0092B-C50C-407E-A947-70E740481C1C}">
                           <a14:useLocalDpi xmlns:a14="http://schemas.microsoft.com/office/drawing/2010/main" val="0"/>
@@ -2684,7 +2742,7 @@
                     <pic:cNvPicPr/>
                   </pic:nvPicPr>
                   <pic:blipFill>
-                    <a:blip r:embed="rId21">
+                    <a:blip r:embed="rId19">
                       <a:extLst>
                         <a:ext uri="{28A0092B-C50C-407E-A947-70E740481C1C}">
                           <a14:useLocalDpi xmlns:a14="http://schemas.microsoft.com/office/drawing/2010/main" val="0"/>
@@ -2725,8 +2783,8 @@
       </w:pPr>
     </w:p>
     <w:sectPr>
-      <w:footerReference w:type="default" r:id="rId22"/>
-      <w:footerReference w:type="first" r:id="rId23"/>
+      <w:footerReference w:type="default" r:id="rId20"/>
+      <w:footerReference w:type="first" r:id="rId21"/>
       <w:pgSz w:w="11906" w:h="16838" w:code="9"/>
       <w:pgMar w:top="851" w:right="924" w:bottom="1616" w:left="1134" w:header="709" w:footer="607" w:gutter="0"/>
       <w:cols w:space="708"/>
@@ -3245,7 +3303,7 @@
         <v:path o:extrusionok="f" gradientshapeok="t" o:connecttype="rect"/>
         <o:lock v:ext="edit" aspectratio="t"/>
       </v:shapetype>
-      <v:shape id="_x0000_i1041" type="#_x0000_t75" style="width:30.75pt;height:52.5pt" o:bullet="t">
+      <v:shape id="_x0000_i1042" type="#_x0000_t75" style="width:30.7pt;height:52.6pt" o:bullet="t">
         <v:imagedata r:id="rId1" o:title="puce"/>
       </v:shape>
     </w:pict>
@@ -8188,6 +8246,7 @@
     <w:rsid w:val="00770502"/>
     <w:rsid w:val="00867085"/>
     <w:rsid w:val="008E3192"/>
+    <w:rsid w:val="009E0CBE"/>
     <w:rsid w:val="00A07F9B"/>
     <w:rsid w:val="00AA7EBC"/>
     <w:rsid w:val="00AD733F"/>
@@ -8971,514 +9030,25 @@
 </file>
 
 <file path=customXml/item2.xml><?xml version="1.0" encoding="utf-8"?>
-<ct:contentTypeSchema xmlns:ct="http://schemas.microsoft.com/office/2006/metadata/contentType" xmlns:ma="http://schemas.microsoft.com/office/2006/metadata/properties/metaAttributes" ct:_="" ma:_="" ma:contentTypeName="Modèle Vierge et formulaire" ma:contentTypeID="0x01010B0081A137466272CF4BAC585A26022CFF140700EC48CC62CD0ABD4F9840E839EA1E2732" ma:contentTypeVersion="201" ma:contentTypeDescription="MV" ma:contentTypeScope="" ma:versionID="2bd623b5a594494cd4a3ae1614ea3844">
-  <xsd:schema xmlns:xsd="http://www.w3.org/2001/XMLSchema" xmlns:xs="http://www.w3.org/2001/XMLSchema" xmlns:p="http://schemas.microsoft.com/office/2006/metadata/properties" xmlns:ns1="a1322699-2fbb-4cce-8aba-176c4fa97253" xmlns:ns2="http://schemas.microsoft.com/sharepoint/v3/fields" xmlns:ns3="http://schemas.microsoft.com/sharepoint/v3" xmlns:ns4="f0ff482e-aa3b-417e-9d65-5f4cb2656651" targetNamespace="http://schemas.microsoft.com/office/2006/metadata/properties" ma:root="true" ma:fieldsID="e73f26e8e3603672e51fd804f7ff859e" ns1:_="" ns2:_="" ns3:_="" ns4:_="">
-    <xsd:import namespace="a1322699-2fbb-4cce-8aba-176c4fa97253"/>
-    <xsd:import namespace="http://schemas.microsoft.com/sharepoint/v3/fields"/>
-    <xsd:import namespace="http://schemas.microsoft.com/sharepoint/v3"/>
-    <xsd:import namespace="f0ff482e-aa3b-417e-9d65-5f4cb2656651"/>
-    <xsd:element name="properties">
-      <xsd:complexType>
-        <xsd:sequence>
-          <xsd:element name="documentManagement">
-            <xsd:complexType>
-              <xsd:all>
-                <xsd:element ref="ns1:Alias_IGN"/>
-                <xsd:element ref="ns1:Version_IGN"/>
-                <xsd:element ref="ns1:Diffusion"/>
-                <xsd:element ref="ns2:_DCDateCreated"/>
-                <xsd:element ref="ns1:redacteur"/>
-                <xsd:element ref="ns1:Gestionnaire"/>
-                <xsd:element ref="ns1:Statut" minOccurs="0"/>
-                <xsd:element ref="ns1:Date_approbation" minOccurs="0"/>
-                <xsd:element ref="ns1:Date_fin_validite" minOccurs="0"/>
-                <xsd:element ref="ns1:Autres_redacteurs" minOccurs="0"/>
-                <xsd:element ref="ns1:Approbateur" minOccurs="0"/>
-                <xsd:element ref="ns1:Relecteur" minOccurs="0"/>
-                <xsd:element ref="ns1:Ancienne_référence" minOccurs="0"/>
-                <xsd:element ref="ns2:_Coverage" minOccurs="0"/>
-                <xsd:element ref="ns2:_Format" minOccurs="0"/>
-                <xsd:element ref="ns3:Language" minOccurs="0"/>
-                <xsd:element ref="ns2:_Relation" minOccurs="0"/>
-                <xsd:element ref="ns2:_Source" minOccurs="0"/>
-                <xsd:element ref="ns2:_Identifier" minOccurs="0"/>
-                <xsd:element ref="ns1:Identifiant_IGN" minOccurs="0"/>
-                <xsd:element ref="ns1:p17c2b7c625547a3b70510fd871aaba1" minOccurs="0"/>
-                <xsd:element ref="ns1:TaxCatchAll" minOccurs="0"/>
-                <xsd:element ref="ns1:TaxCatchAllLabel" minOccurs="0"/>
-                <xsd:element ref="ns2:_DCDateModified" minOccurs="0"/>
-                <xsd:element ref="ns1:o062e75b76fd4c2ab45f41497e4c179e" minOccurs="0"/>
-                <xsd:element ref="ns2:_Publisher" minOccurs="0"/>
-                <xsd:element ref="ns2:_RightsManagement" minOccurs="0"/>
-                <xsd:element ref="ns1:bb80de6026714cfbab5aa06ad8fd5f59" minOccurs="0"/>
-                <xsd:element ref="ns2:_Contributor" minOccurs="0"/>
-                <xsd:element ref="ns2:_ResourceType" minOccurs="0"/>
-                <xsd:element ref="ns1:Typologie" minOccurs="0"/>
-                <xsd:element ref="ns1:c1cc88710d9c4c84af372a6a51dc9d60" minOccurs="0"/>
-                <xsd:element ref="ns1:Code_typologie" minOccurs="0"/>
-                <xsd:element ref="ns4:_dlc_DocId" minOccurs="0"/>
-                <xsd:element ref="ns4:_dlc_DocIdUrl" minOccurs="0"/>
-                <xsd:element ref="ns4:_dlc_DocIdPersistId" minOccurs="0"/>
-              </xsd:all>
-            </xsd:complexType>
-          </xsd:element>
-        </xsd:sequence>
-      </xsd:complexType>
-    </xsd:element>
-  </xsd:schema>
-  <xsd:schema xmlns:xsd="http://www.w3.org/2001/XMLSchema" xmlns:xs="http://www.w3.org/2001/XMLSchema" xmlns:dms="http://schemas.microsoft.com/office/2006/documentManagement/types" xmlns:pc="http://schemas.microsoft.com/office/infopath/2007/PartnerControls" targetNamespace="a1322699-2fbb-4cce-8aba-176c4fa97253" elementFormDefault="qualified">
-    <xsd:import namespace="http://schemas.microsoft.com/office/2006/documentManagement/types"/>
-    <xsd:import namespace="http://schemas.microsoft.com/office/infopath/2007/PartnerControls"/>
-    <xsd:element name="Alias_IGN" ma:index="0" ma:displayName="Alias_IGN" ma:description="Titre abrégé composé de caractère alphanumérique sans blanc ni accent, ex: mon-titre" ma:internalName="Alias_IGN">
-      <xsd:simpleType>
-        <xsd:restriction base="dms:Text">
-          <xsd:maxLength value="60"/>
-        </xsd:restriction>
-      </xsd:simpleType>
-    </xsd:element>
-    <xsd:element name="Version_IGN" ma:index="1" ma:displayName="Version_IGN" ma:default="0.1" ma:description="numéro de version sous la forme 1.0" ma:internalName="Version_IGN" ma:readOnly="false">
-      <xsd:simpleType>
-        <xsd:restriction base="dms:Text">
-          <xsd:maxLength value="10"/>
-        </xsd:restriction>
-      </xsd:simpleType>
-    </xsd:element>
-    <xsd:element name="Diffusion" ma:index="2" ma:displayName="Diffusion" ma:default="Interne" ma:format="Dropdown" ma:indexed="true" ma:internalName="Diffusion">
-      <xsd:simpleType>
-        <xsd:restriction base="dms:Choice">
-          <xsd:enumeration value="Ouverte"/>
-          <xsd:enumeration value="Interne"/>
-          <xsd:enumeration value="Limitée"/>
-        </xsd:restriction>
-      </xsd:simpleType>
-    </xsd:element>
-    <xsd:element name="redacteur" ma:index="4" ma:displayName="redacteur" ma:description="Compte dans l'annuaire IGN du redacteur du document. Utilisez Externe-ign si le document est rédigé par une personne extérieure à l'établissement." ma:list="UserInfo" ma:SearchPeopleOnly="false" ma:SharePointGroup="0" ma:internalName="redacteur" ma:readOnly="false" ma:showField="ImnName">
-      <xsd:complexType>
-        <xsd:complexContent>
-          <xsd:extension base="dms:User">
-            <xsd:sequence>
-              <xsd:element name="UserInfo" minOccurs="0" maxOccurs="unbounded">
-                <xsd:complexType>
-                  <xsd:sequence>
-                    <xsd:element name="DisplayName" type="xsd:string" minOccurs="0"/>
-                    <xsd:element name="AccountId" type="dms:UserId" minOccurs="0"/>
-                    <xsd:element name="AccountType" type="xsd:string" minOccurs="0"/>
-                  </xsd:sequence>
-                </xsd:complexType>
-              </xsd:element>
-            </xsd:sequence>
-          </xsd:extension>
-        </xsd:complexContent>
-      </xsd:complexType>
-    </xsd:element>
-    <xsd:element name="Gestionnaire" ma:index="5" ma:displayName="Gestionnaire" ma:list="UserInfo" ma:SearchPeopleOnly="false" ma:SharePointGroup="0" ma:internalName="Gestionnaire" ma:showField="ImnName">
-      <xsd:complexType>
-        <xsd:complexContent>
-          <xsd:extension base="dms:User">
-            <xsd:sequence>
-              <xsd:element name="UserInfo" minOccurs="0" maxOccurs="unbounded">
-                <xsd:complexType>
-                  <xsd:sequence>
-                    <xsd:element name="DisplayName" type="xsd:string" minOccurs="0"/>
-                    <xsd:element name="AccountId" type="dms:UserId" minOccurs="0"/>
-                    <xsd:element name="AccountType" type="xsd:string" minOccurs="0"/>
-                  </xsd:sequence>
-                </xsd:complexType>
-              </xsd:element>
-            </xsd:sequence>
-          </xsd:extension>
-        </xsd:complexContent>
-      </xsd:complexType>
-    </xsd:element>
-    <xsd:element name="Statut" ma:index="11" nillable="true" ma:displayName="Statut" ma:default="En rédaction" ma:format="Dropdown" ma:internalName="Statut">
-      <xsd:simpleType>
-        <xsd:restriction base="dms:Choice">
-          <xsd:enumeration value="En rédaction"/>
-          <xsd:enumeration value="En révision"/>
-          <xsd:enumeration value="Finalisé mais non validé"/>
-          <xsd:enumeration value="Validé"/>
-          <xsd:enumeration value="Validation refusée"/>
-          <xsd:enumeration value="Demande de validation"/>
-          <xsd:enumeration value="A contrôler"/>
-          <xsd:enumeration value="Périmé"/>
-          <xsd:enumeration value="Abrogé"/>
-        </xsd:restriction>
-      </xsd:simpleType>
-    </xsd:element>
-    <xsd:element name="Date_approbation" ma:index="12" nillable="true" ma:displayName="Date_approbation" ma:format="DateOnly" ma:internalName="Date_approbation">
-      <xsd:simpleType>
-        <xsd:restriction base="dms:DateTime"/>
-      </xsd:simpleType>
-    </xsd:element>
-    <xsd:element name="Date_fin_validite" ma:index="13" nillable="true" ma:displayName="Date_fin_validite" ma:format="DateOnly" ma:internalName="Date_fin_validite">
-      <xsd:simpleType>
-        <xsd:restriction base="dms:DateTime"/>
-      </xsd:simpleType>
-    </xsd:element>
-    <xsd:element name="Autres_redacteurs" ma:index="14" nillable="true" ma:displayName="Autres_redacteurs" ma:description="Personne ayant participée à la rédaction du document. Ce champ est libre, il n'est pas associé à un compte dans l'annuaire." ma:internalName="Autres_redacteurs">
-      <xsd:simpleType>
-        <xsd:restriction base="dms:Text">
-          <xsd:maxLength value="255"/>
-        </xsd:restriction>
-      </xsd:simpleType>
-    </xsd:element>
-    <xsd:element name="Approbateur" ma:index="15" nillable="true" ma:displayName="Approbateur" ma:description="Compte dans l'annuaire de l'IGN de la personne qui valide le document." ma:list="UserInfo" ma:SearchPeopleOnly="false" ma:SharePointGroup="0" ma:internalName="Approbateur" ma:readOnly="false" ma:showField="ImnName">
-      <xsd:complexType>
-        <xsd:complexContent>
-          <xsd:extension base="dms:UserMulti">
-            <xsd:sequence>
-              <xsd:element name="UserInfo" minOccurs="0" maxOccurs="unbounded">
-                <xsd:complexType>
-                  <xsd:sequence>
-                    <xsd:element name="DisplayName" type="xsd:string" minOccurs="0"/>
-                    <xsd:element name="AccountId" type="dms:UserId" minOccurs="0" nillable="true"/>
-                    <xsd:element name="AccountType" type="xsd:string" minOccurs="0"/>
-                  </xsd:sequence>
-                </xsd:complexType>
-              </xsd:element>
-            </xsd:sequence>
-          </xsd:extension>
-        </xsd:complexContent>
-      </xsd:complexType>
-    </xsd:element>
-    <xsd:element name="Relecteur" ma:index="16" nillable="true" ma:displayName="Relecteur" ma:description="Nom des relecteurs du documents. Attention: ceci n'est qu'une information, ce champ n'est pas utilisé pour automatiser la diffusion." ma:list="UserInfo" ma:SearchPeopleOnly="false" ma:SharePointGroup="0" ma:internalName="Relecteur" ma:readOnly="false" ma:showField="ImnName">
-      <xsd:complexType>
-        <xsd:complexContent>
-          <xsd:extension base="dms:UserMulti">
-            <xsd:sequence>
-              <xsd:element name="UserInfo" minOccurs="0" maxOccurs="unbounded">
-                <xsd:complexType>
-                  <xsd:sequence>
-                    <xsd:element name="DisplayName" type="xsd:string" minOccurs="0"/>
-                    <xsd:element name="AccountId" type="dms:UserId" minOccurs="0" nillable="true"/>
-                    <xsd:element name="AccountType" type="xsd:string" minOccurs="0"/>
-                  </xsd:sequence>
-                </xsd:complexType>
-              </xsd:element>
-            </xsd:sequence>
-          </xsd:extension>
-        </xsd:complexContent>
-      </xsd:complexType>
-    </xsd:element>
-    <xsd:element name="Ancienne_référence" ma:index="19" nillable="true" ma:displayName="Ancienne_référence" ma:description="Numéro de référence dans les anciens systèmes ou souchier." ma:internalName="Ancienne_r_x00e9_f_x00e9_rence">
-      <xsd:simpleType>
-        <xsd:restriction base="dms:Text">
-          <xsd:maxLength value="255"/>
-        </xsd:restriction>
-      </xsd:simpleType>
-    </xsd:element>
-    <xsd:element name="Identifiant_IGN" ma:index="27" nillable="true" ma:displayName="Identifiant_IGN" ma:internalName="Identifiant_IGN" ma:readOnly="false">
-      <xsd:simpleType>
-        <xsd:restriction base="dms:Text">
-          <xsd:maxLength value="255"/>
-        </xsd:restriction>
-      </xsd:simpleType>
-    </xsd:element>
-    <xsd:element name="p17c2b7c625547a3b70510fd871aaba1" ma:index="34" nillable="true" ma:taxonomy="true" ma:internalName="p17c2b7c625547a3b70510fd871aaba1" ma:taxonomyFieldName="Emetteur" ma:displayName="Emetteur" ma:indexed="true" ma:readOnly="false" ma:default="" ma:fieldId="{917c2b7c-6255-47a3-b705-10fd871aaba1}" ma:sspId="11ad8b72-dc11-4d56-b05b-950e088cc514" ma:termSetId="6eb0dfdb-4a18-4d4f-8ccc-ded5628ac25a" ma:anchorId="9e4db19c-6467-4229-95bd-4ec0af276d39" ma:open="true" ma:isKeyword="false">
-      <xsd:complexType>
-        <xsd:sequence>
-          <xsd:element ref="pc:Terms" minOccurs="0" maxOccurs="1"/>
-        </xsd:sequence>
-      </xsd:complexType>
-    </xsd:element>
-    <xsd:element name="TaxCatchAll" ma:index="35" nillable="true" ma:displayName="Colonne Attraper tout de Taxonomie" ma:description="" ma:hidden="true" ma:list="{caeedf1e-af27-4f4a-b748-10c64ee0b467}" ma:internalName="TaxCatchAll" ma:showField="CatchAllData" ma:web="f0ff482e-aa3b-417e-9d65-5f4cb2656651">
-      <xsd:complexType>
-        <xsd:complexContent>
-          <xsd:extension base="dms:MultiChoiceLookup">
-            <xsd:sequence>
-              <xsd:element name="Value" type="dms:Lookup" maxOccurs="unbounded" minOccurs="0" nillable="true"/>
-            </xsd:sequence>
-          </xsd:extension>
-        </xsd:complexContent>
-      </xsd:complexType>
-    </xsd:element>
-    <xsd:element name="TaxCatchAllLabel" ma:index="36" nillable="true" ma:displayName="Colonne Attraper tout de Taxonomie1" ma:description="" ma:hidden="true" ma:list="{caeedf1e-af27-4f4a-b748-10c64ee0b467}" ma:internalName="TaxCatchAllLabel" ma:readOnly="true" ma:showField="CatchAllDataLabel" ma:web="f0ff482e-aa3b-417e-9d65-5f4cb2656651">
-      <xsd:complexType>
-        <xsd:complexContent>
-          <xsd:extension base="dms:MultiChoiceLookup">
-            <xsd:sequence>
-              <xsd:element name="Value" type="dms:Lookup" maxOccurs="unbounded" minOccurs="0" nillable="true"/>
-            </xsd:sequence>
-          </xsd:extension>
-        </xsd:complexContent>
-      </xsd:complexType>
-    </xsd:element>
-    <xsd:element name="o062e75b76fd4c2ab45f41497e4c179e" ma:index="39" nillable="true" ma:taxonomy="true" ma:internalName="o062e75b76fd4c2ab45f41497e4c179e" ma:taxonomyFieldName="Domaine" ma:displayName="Domaine" ma:readOnly="false" ma:default="" ma:fieldId="{8062e75b-76fd-4c2a-b45f-41497e4c179e}" ma:taxonomyMulti="true" ma:sspId="11ad8b72-dc11-4d56-b05b-950e088cc514" ma:termSetId="d7d9c275-aeda-4e99-8fb5-bb554d0c5a29" ma:anchorId="00000000-0000-0000-0000-000000000000" ma:open="false" ma:isKeyword="false">
-      <xsd:complexType>
-        <xsd:sequence>
-          <xsd:element ref="pc:Terms" minOccurs="0" maxOccurs="1"/>
-        </xsd:sequence>
-      </xsd:complexType>
-    </xsd:element>
-    <xsd:element name="bb80de6026714cfbab5aa06ad8fd5f59" ma:index="43" nillable="true" ma:taxonomy="true" ma:internalName="bb80de6026714cfbab5aa06ad8fd5f59" ma:taxonomyFieldName="Mots_cl_x00e9_s_IGN" ma:displayName="Mots_clés_IGN" ma:default="" ma:fieldId="{bb80de60-2671-4cfb-ab5a-a06ad8fd5f59}" ma:taxonomyMulti="true" ma:sspId="11ad8b72-dc11-4d56-b05b-950e088cc514" ma:termSetId="fd6d3671-263a-4bfe-bae1-5889bcbcf397" ma:anchorId="00000000-0000-0000-0000-000000000000" ma:open="false" ma:isKeyword="false">
-      <xsd:complexType>
-        <xsd:sequence>
-          <xsd:element ref="pc:Terms" minOccurs="0" maxOccurs="1"/>
-        </xsd:sequence>
-      </xsd:complexType>
-    </xsd:element>
-    <xsd:element name="Typologie" ma:index="46" nillable="true" ma:displayName="Typologie" ma:hidden="true" ma:internalName="Typologie" ma:readOnly="false">
-      <xsd:simpleType>
-        <xsd:restriction base="dms:Text">
-          <xsd:maxLength value="50"/>
-        </xsd:restriction>
-      </xsd:simpleType>
-    </xsd:element>
-    <xsd:element name="c1cc88710d9c4c84af372a6a51dc9d60" ma:index="47" nillable="true" ma:taxonomy="true" ma:internalName="c1cc88710d9c4c84af372a6a51dc9d60" ma:taxonomyFieldName="Produit" ma:displayName="Produit" ma:default="" ma:fieldId="{c1cc8871-0d9c-4c84-af37-2a6a51dc9d60}" ma:sspId="11ad8b72-dc11-4d56-b05b-950e088cc514" ma:termSetId="feaa78fc-c9ee-4077-9cba-e776bb3de764" ma:anchorId="00000000-0000-0000-0000-000000000000" ma:open="false" ma:isKeyword="false">
-      <xsd:complexType>
-        <xsd:sequence>
-          <xsd:element ref="pc:Terms" minOccurs="0" maxOccurs="1"/>
-        </xsd:sequence>
-      </xsd:complexType>
-    </xsd:element>
-    <xsd:element name="Code_typologie" ma:index="48" nillable="true" ma:displayName="Code_typologie" ma:description="type de document utilisé pour clé de classement." ma:internalName="Code_typologie" ma:readOnly="false">
-      <xsd:simpleType>
-        <xsd:restriction base="dms:Text">
-          <xsd:maxLength value="255"/>
-        </xsd:restriction>
-      </xsd:simpleType>
-    </xsd:element>
-  </xsd:schema>
-  <xsd:schema xmlns:xsd="http://www.w3.org/2001/XMLSchema" xmlns:xs="http://www.w3.org/2001/XMLSchema" xmlns:dms="http://schemas.microsoft.com/office/2006/documentManagement/types" xmlns:pc="http://schemas.microsoft.com/office/infopath/2007/PartnerControls" targetNamespace="http://schemas.microsoft.com/sharepoint/v3/fields" elementFormDefault="qualified">
-    <xsd:import namespace="http://schemas.microsoft.com/office/2006/documentManagement/types"/>
-    <xsd:import namespace="http://schemas.microsoft.com/office/infopath/2007/PartnerControls"/>
-    <xsd:element name="_DCDateCreated" ma:index="3" ma:displayName="Date de création" ma:description="Date à laquelle la ressource a été créée" ma:format="DateOnly" ma:internalName="_DCDateCreated" ma:readOnly="false">
-      <xsd:simpleType>
-        <xsd:restriction base="dms:DateTime"/>
-      </xsd:simpleType>
-    </xsd:element>
-    <xsd:element name="_Coverage" ma:index="20" nillable="true" ma:displayName="Couverture" ma:description="Étendue ou portée" ma:internalName="_Coverage">
-      <xsd:simpleType>
-        <xsd:restriction base="dms:Text"/>
-      </xsd:simpleType>
-    </xsd:element>
-    <xsd:element name="_Format" ma:index="21" nillable="true" ma:displayName="Format" ma:description="Type de support, format de fichier ou dimensions" ma:internalName="_Format">
-      <xsd:simpleType>
-        <xsd:restriction base="dms:Text"/>
-      </xsd:simpleType>
-    </xsd:element>
-    <xsd:element name="_Relation" ma:index="24" nillable="true" ma:displayName="Relation" ma:description="Références à des ressources connexes" ma:internalName="_Relation" ma:readOnly="false">
-      <xsd:simpleType>
-        <xsd:restriction base="dms:Note">
-          <xsd:maxLength value="255"/>
-        </xsd:restriction>
-      </xsd:simpleType>
-    </xsd:element>
-    <xsd:element name="_Source" ma:index="25" nillable="true" ma:displayName="Source" ma:description="Références à des ressources dont la ressource est dérivée" ma:internalName="_Source" ma:readOnly="false">
-      <xsd:simpleType>
-        <xsd:restriction base="dms:Note"/>
-      </xsd:simpleType>
-    </xsd:element>
-    <xsd:element name="_Identifier" ma:index="26" nillable="true" ma:displayName="ID de ressource" ma:description="Chaîne ou numéro d'identification, généralement conforme à un système d'identification officiel" ma:internalName="_Identifier" ma:readOnly="false">
-      <xsd:simpleType>
-        <xsd:restriction base="dms:Text">
-          <xsd:maxLength value="255"/>
-        </xsd:restriction>
-      </xsd:simpleType>
-    </xsd:element>
-    <xsd:element name="_DCDateModified" ma:index="37" nillable="true" ma:displayName="Date de modification" ma:description="Date à laquelle la ressource a été modifiée pour la dernière fois" ma:format="DateOnly" ma:hidden="true" ma:internalName="_DCDateModified" ma:readOnly="false">
-      <xsd:simpleType>
-        <xsd:restriction base="dms:DateTime"/>
-      </xsd:simpleType>
-    </xsd:element>
-    <xsd:element name="_Publisher" ma:index="41" nillable="true" ma:displayName="Éditeur" ma:description="Personne, organisation ou service qui a publié la ressource" ma:hidden="true" ma:internalName="_Publisher" ma:readOnly="false">
-      <xsd:simpleType>
-        <xsd:restriction base="dms:Text"/>
-      </xsd:simpleType>
-    </xsd:element>
-    <xsd:element name="_RightsManagement" ma:index="42" nillable="true" ma:displayName="Gestion des droits" ma:description="Informations sur les droits détenus pour la ressource" ma:hidden="true" ma:internalName="_RightsManagement" ma:readOnly="false">
-      <xsd:simpleType>
-        <xsd:restriction base="dms:Note"/>
-      </xsd:simpleType>
-    </xsd:element>
-    <xsd:element name="_Contributor" ma:index="44" nillable="true" ma:displayName="Collaborateur" ma:description="Une ou plusieurs personnes ou organisations ayant collaboré à la ressource" ma:hidden="true" ma:internalName="_Contributor" ma:readOnly="false">
-      <xsd:simpleType>
-        <xsd:restriction base="dms:Note"/>
-      </xsd:simpleType>
-    </xsd:element>
-    <xsd:element name="_ResourceType" ma:index="45" nillable="true" ma:displayName="Type de ressource" ma:description="Jeu de catégories, fonctions, genres ou niveau d'agrégation" ma:hidden="true" ma:internalName="_ResourceType" ma:readOnly="false">
-      <xsd:simpleType>
-        <xsd:restriction base="dms:Text"/>
-      </xsd:simpleType>
-    </xsd:element>
-  </xsd:schema>
-  <xsd:schema xmlns:xsd="http://www.w3.org/2001/XMLSchema" xmlns:xs="http://www.w3.org/2001/XMLSchema" xmlns:dms="http://schemas.microsoft.com/office/2006/documentManagement/types" xmlns:pc="http://schemas.microsoft.com/office/infopath/2007/PartnerControls" targetNamespace="http://schemas.microsoft.com/sharepoint/v3" elementFormDefault="qualified">
-    <xsd:import namespace="http://schemas.microsoft.com/office/2006/documentManagement/types"/>
-    <xsd:import namespace="http://schemas.microsoft.com/office/infopath/2007/PartnerControls"/>
-    <xsd:element name="Language" ma:index="22" nillable="true" ma:displayName="Langue" ma:default="Français (France)" ma:format="Dropdown" ma:internalName="Language" ma:readOnly="false">
-      <xsd:simpleType>
-        <xsd:restriction base="dms:Choice">
-          <xsd:enumeration value="Arabe (Arabie saoudite)"/>
-          <xsd:enumeration value="Bulgare (Bulgarie)"/>
-          <xsd:enumeration value="Chinois (R.A.S. de Hong Kong)"/>
-          <xsd:enumeration value="Chinois (République populaire de Chine)"/>
-          <xsd:enumeration value="Chinois (Taïwan)"/>
-          <xsd:enumeration value="Croate (Croatie)"/>
-          <xsd:enumeration value="Tchèque (République tchèque)"/>
-          <xsd:enumeration value="Danois (Danemark)"/>
-          <xsd:enumeration value="Néerlandais (Pays-Bas)"/>
-          <xsd:enumeration value="Anglais"/>
-          <xsd:enumeration value="Estonien (Estonie)"/>
-          <xsd:enumeration value="Finnois (Finlande)"/>
-          <xsd:enumeration value="Français (France)"/>
-          <xsd:enumeration value="Allemand (Allemagne)"/>
-          <xsd:enumeration value="Grec (Grèce)"/>
-          <xsd:enumeration value="Hébreu (Israël)"/>
-          <xsd:enumeration value="Hindi (Inde)"/>
-          <xsd:enumeration value="Hongrois (Hongrie)"/>
-          <xsd:enumeration value="Indonésien (Indonésie)"/>
-          <xsd:enumeration value="Italien (Italie)"/>
-          <xsd:enumeration value="Japonais (Japon)"/>
-          <xsd:enumeration value="Coréen (Corée)"/>
-          <xsd:enumeration value="Letton (Lettonie)"/>
-          <xsd:enumeration value="Lituanien (Lituanie)"/>
-          <xsd:enumeration value="Malais (Malaisie)"/>
-          <xsd:enumeration value="Norvégien (Bokmal) (Norvège)"/>
-          <xsd:enumeration value="Polonais (Pologne)"/>
-          <xsd:enumeration value="Portugais (Brésil)"/>
-          <xsd:enumeration value="Portugais (Portugal)"/>
-          <xsd:enumeration value="Roumain (Roumanie)"/>
-          <xsd:enumeration value="Russe (Russie)"/>
-          <xsd:enumeration value="Serbe (Latin, Serbie)"/>
-          <xsd:enumeration value="Slovaque (Slovaquie)"/>
-          <xsd:enumeration value="Slovène (Slovénie)"/>
-          <xsd:enumeration value="Espagnol (Espagne)"/>
-          <xsd:enumeration value="Suédois (Suède)"/>
-          <xsd:enumeration value="Thaï (Thaïlande)"/>
-          <xsd:enumeration value="Turc (Turquie)"/>
-          <xsd:enumeration value="Ukrainien (Ukraine)"/>
-          <xsd:enumeration value="Ourdou (République islamique du Pakistan)"/>
-          <xsd:enumeration value="Vietnamien (Vietnam)"/>
-        </xsd:restriction>
-      </xsd:simpleType>
-    </xsd:element>
-  </xsd:schema>
-  <xsd:schema xmlns:xsd="http://www.w3.org/2001/XMLSchema" xmlns:xs="http://www.w3.org/2001/XMLSchema" xmlns:dms="http://schemas.microsoft.com/office/2006/documentManagement/types" xmlns:pc="http://schemas.microsoft.com/office/infopath/2007/PartnerControls" targetNamespace="f0ff482e-aa3b-417e-9d65-5f4cb2656651" elementFormDefault="qualified">
-    <xsd:import namespace="http://schemas.microsoft.com/office/2006/documentManagement/types"/>
-    <xsd:import namespace="http://schemas.microsoft.com/office/infopath/2007/PartnerControls"/>
-    <xsd:element name="_dlc_DocId" ma:index="49" nillable="true" ma:displayName="Valeur d’ID de document" ma:description="Valeur de l’ID de document affecté à cet élément." ma:internalName="_dlc_DocId" ma:readOnly="true">
-      <xsd:simpleType>
-        <xsd:restriction base="dms:Text"/>
-      </xsd:simpleType>
-    </xsd:element>
-    <xsd:element name="_dlc_DocIdUrl" ma:index="50" nillable="true" ma:displayName="ID de document" ma:description="Lien permanent vers ce document." ma:hidden="true" ma:internalName="_dlc_DocIdUrl" ma:readOnly="true">
-      <xsd:complexType>
-        <xsd:complexContent>
-          <xsd:extension base="dms:URL">
-            <xsd:sequence>
-              <xsd:element name="Url" type="dms:ValidUrl" minOccurs="0" nillable="true"/>
-              <xsd:element name="Description" type="xsd:string" nillable="true"/>
-            </xsd:sequence>
-          </xsd:extension>
-        </xsd:complexContent>
-      </xsd:complexType>
-    </xsd:element>
-    <xsd:element name="_dlc_DocIdPersistId" ma:index="51" nillable="true" ma:displayName="Conserver l’ID" ma:description="Conserver l’ID lors de l’ajout." ma:hidden="true" ma:internalName="_dlc_DocIdPersistId" ma:readOnly="true">
-      <xsd:simpleType>
-        <xsd:restriction base="dms:Boolean"/>
-      </xsd:simpleType>
-    </xsd:element>
-  </xsd:schema>
-  <xsd:schema xmlns="http://schemas.openxmlformats.org/package/2006/metadata/core-properties" xmlns:xsd="http://www.w3.org/2001/XMLSchema" xmlns:xsi="http://www.w3.org/2001/XMLSchema-instance" xmlns:dc="http://purl.org/dc/elements/1.1/" xmlns:dcterms="http://purl.org/dc/terms/" xmlns:odoc="http://schemas.microsoft.com/internal/obd" targetNamespace="http://schemas.openxmlformats.org/package/2006/metadata/core-properties" elementFormDefault="qualified" attributeFormDefault="unqualified" blockDefault="#all">
-    <xsd:import namespace="http://purl.org/dc/elements/1.1/" schemaLocation="http://dublincore.org/schemas/xmls/qdc/2003/04/02/dc.xsd"/>
-    <xsd:import namespace="http://purl.org/dc/terms/" schemaLocation="http://dublincore.org/schemas/xmls/qdc/2003/04/02/dcterms.xsd"/>
-    <xsd:element name="coreProperties" type="CT_coreProperties"/>
-    <xsd:complexType name="CT_coreProperties">
-      <xsd:all>
-        <xsd:element ref="dc:creator" minOccurs="0" maxOccurs="1" ma:displayName="Créateur"/>
-        <xsd:element ref="dcterms:created" minOccurs="0" maxOccurs="1"/>
-        <xsd:element ref="dc:identifier" minOccurs="0" maxOccurs="1"/>
-        <xsd:element name="contentType" minOccurs="0" maxOccurs="1" type="xsd:string" ma:index="38" ma:displayName="Type de contenu"/>
-        <xsd:element ref="dc:title" minOccurs="0" maxOccurs="1" ma:index="6" ma:displayName="Titre"/>
-        <xsd:element ref="dc:subject" minOccurs="0" maxOccurs="1" ma:index="23" ma:displayName="Objet"/>
-        <xsd:element ref="dc:description" minOccurs="0" maxOccurs="1" ma:index="17" ma:displayName="Description"/>
-        <xsd:element name="keywords" minOccurs="0" maxOccurs="1" type="xsd:string" ma:index="18" ma:displayName="Mots clés"/>
-        <xsd:element ref="dc:language" minOccurs="0" maxOccurs="1"/>
-        <xsd:element name="category" minOccurs="0" maxOccurs="1" type="xsd:string"/>
-        <xsd:element name="version" minOccurs="0" maxOccurs="1" type="xsd:string"/>
-        <xsd:element name="revision" minOccurs="0" maxOccurs="1" type="xsd:string">
-          <xsd:annotation>
-            <xsd:documentation>
-                        This value indicates the number of saves or revisions. The application is responsible for updating this value after each revision.
-                    </xsd:documentation>
-          </xsd:annotation>
-        </xsd:element>
-        <xsd:element name="lastModifiedBy" minOccurs="0" maxOccurs="1" type="xsd:string"/>
-        <xsd:element ref="dcterms:modified" minOccurs="0" maxOccurs="1"/>
-        <xsd:element name="contentStatus" minOccurs="0" maxOccurs="1" type="xsd:string"/>
-      </xsd:all>
-    </xsd:complexType>
-  </xsd:schema>
-  <xs:schema xmlns:pc="http://schemas.microsoft.com/office/infopath/2007/PartnerControls" xmlns:xs="http://www.w3.org/2001/XMLSchema" targetNamespace="http://schemas.microsoft.com/office/infopath/2007/PartnerControls" elementFormDefault="qualified" attributeFormDefault="unqualified">
-    <xs:element name="Person">
-      <xs:complexType>
-        <xs:sequence>
-          <xs:element ref="pc:DisplayName" minOccurs="0"/>
-          <xs:element ref="pc:AccountId" minOccurs="0"/>
-          <xs:element ref="pc:AccountType" minOccurs="0"/>
-        </xs:sequence>
-      </xs:complexType>
-    </xs:element>
-    <xs:element name="DisplayName" type="xs:string"/>
-    <xs:element name="AccountId" type="xs:string"/>
-    <xs:element name="AccountType" type="xs:string"/>
-    <xs:element name="BDCAssociatedEntity">
-      <xs:complexType>
-        <xs:sequence>
-          <xs:element ref="pc:BDCEntity" minOccurs="0" maxOccurs="unbounded"/>
-        </xs:sequence>
-        <xs:attribute ref="pc:EntityNamespace"/>
-        <xs:attribute ref="pc:EntityName"/>
-        <xs:attribute ref="pc:SystemInstanceName"/>
-        <xs:attribute ref="pc:AssociationName"/>
-      </xs:complexType>
-    </xs:element>
-    <xs:attribute name="EntityNamespace" type="xs:string"/>
-    <xs:attribute name="EntityName" type="xs:string"/>
-    <xs:attribute name="SystemInstanceName" type="xs:string"/>
-    <xs:attribute name="AssociationName" type="xs:string"/>
-    <xs:element name="BDCEntity">
-      <xs:complexType>
-        <xs:sequence>
-          <xs:element ref="pc:EntityDisplayName" minOccurs="0"/>
-          <xs:element ref="pc:EntityInstanceReference" minOccurs="0"/>
-          <xs:element ref="pc:EntityId1" minOccurs="0"/>
-          <xs:element ref="pc:EntityId2" minOccurs="0"/>
-          <xs:element ref="pc:EntityId3" minOccurs="0"/>
-          <xs:element ref="pc:EntityId4" minOccurs="0"/>
-          <xs:element ref="pc:EntityId5" minOccurs="0"/>
-        </xs:sequence>
-      </xs:complexType>
-    </xs:element>
-    <xs:element name="EntityDisplayName" type="xs:string"/>
-    <xs:element name="EntityInstanceReference" type="xs:string"/>
-    <xs:element name="EntityId1" type="xs:string"/>
-    <xs:element name="EntityId2" type="xs:string"/>
-    <xs:element name="EntityId3" type="xs:string"/>
-    <xs:element name="EntityId4" type="xs:string"/>
-    <xs:element name="EntityId5" type="xs:string"/>
-    <xs:element name="Terms">
-      <xs:complexType>
-        <xs:sequence>
-          <xs:element ref="pc:TermInfo" minOccurs="0" maxOccurs="unbounded"/>
-        </xs:sequence>
-      </xs:complexType>
-    </xs:element>
-    <xs:element name="TermInfo">
-      <xs:complexType>
-        <xs:sequence>
-          <xs:element ref="pc:TermName" minOccurs="0"/>
-          <xs:element ref="pc:TermId" minOccurs="0"/>
-        </xs:sequence>
-      </xs:complexType>
-    </xs:element>
-    <xs:element name="TermName" type="xs:string"/>
-    <xs:element name="TermId" type="xs:string"/>
-  </xs:schema>
-</ct:contentTypeSchema>
+<?mso-contentType ?>
+<FormTemplates xmlns="http://schemas.microsoft.com/sharepoint/v3/contenttype/forms">
+  <Display>DocumentLibraryForm</Display>
+  <Edit>DocumentLibraryForm</Edit>
+  <New>DocumentLibraryForm</New>
+</FormTemplates>
 </file>
 
 <file path=customXml/item3.xml><?xml version="1.0" encoding="utf-8"?>
+<p:properties xmlns:p="http://schemas.microsoft.com/office/2006/metadata/properties" xmlns:xsi="http://www.w3.org/2001/XMLSchema-instance" xmlns:pc="http://schemas.microsoft.com/office/infopath/2007/PartnerControls">
+  <documentManagement>
+    <lcf76f155ced4ddcb4097134ff3c332f xmlns="b295003c-aa87-407e-9024-fdee4e88f6fa">
+      <Terms xmlns="http://schemas.microsoft.com/office/infopath/2007/PartnerControls"/>
+    </lcf76f155ced4ddcb4097134ff3c332f>
+  </documentManagement>
+</p:properties>
+</file>
+
+<file path=customXml/item4.xml><?xml version="1.0" encoding="utf-8"?>
 <ct:contentTypeSchema xmlns:ct="http://schemas.microsoft.com/office/2006/metadata/contentType" xmlns:ma="http://schemas.microsoft.com/office/2006/metadata/properties/metaAttributes" ct:_="" ma:_="" ma:contentTypeName="Document" ma:contentTypeID="0x010100A3FA4CB5114F4B43B99F0B6DC8751D90" ma:contentTypeVersion="10" ma:contentTypeDescription="Crée un document." ma:contentTypeScope="" ma:versionID="501205be520febb413c56432ff8e6df1">
   <xsd:schema xmlns:xsd="http://www.w3.org/2001/XMLSchema" xmlns:xs="http://www.w3.org/2001/XMLSchema" xmlns:p="http://schemas.microsoft.com/office/2006/metadata/properties" xmlns:ns2="b295003c-aa87-407e-9024-fdee4e88f6fa" targetNamespace="http://schemas.microsoft.com/office/2006/metadata/properties" ma:root="true" ma:fieldsID="0378f5bf275aa5e8e5bb75b38d3da7db" ns2:_="">
     <xsd:import namespace="b295003c-aa87-407e-9024-fdee4e88f6fa"/>
@@ -9656,71 +9226,6 @@
 </ct:contentTypeSchema>
 </file>
 
-<file path=customXml/item4.xml><?xml version="1.0" encoding="utf-8"?>
-<p:properties xmlns:p="http://schemas.microsoft.com/office/2006/metadata/properties" xmlns:xsi="http://www.w3.org/2001/XMLSchema-instance" xmlns:pc="http://schemas.microsoft.com/office/infopath/2007/PartnerControls">
-  <documentManagement>
-    <lcf76f155ced4ddcb4097134ff3c332f xmlns="b295003c-aa87-407e-9024-fdee4e88f6fa">
-      <Terms xmlns="http://schemas.microsoft.com/office/infopath/2007/PartnerControls"/>
-    </lcf76f155ced4ddcb4097134ff3c332f>
-  </documentManagement>
-</p:properties>
-</file>
-
-<file path=customXml/item5.xml><?xml version="1.0" encoding="utf-8"?>
-<?mso-contentType ?>
-<FormTemplates xmlns="http://schemas.microsoft.com/sharepoint/v3/contenttype/forms">
-  <Display>DocumentLibraryForm</Display>
-  <Edit>DocumentLibraryForm</Edit>
-  <New>DocumentLibraryForm</New>
-</FormTemplates>
-</file>
-
-<file path=customXml/item6.xml><?xml version="1.0" encoding="utf-8"?>
-<?mso-contentType ?>
-<spe:Receivers xmlns:spe="http://schemas.microsoft.com/sharepoint/events">
-  <Receiver>
-    <Name>Document ID Generator</Name>
-    <Synchronization>Synchronous</Synchronization>
-    <Type>10001</Type>
-    <SequenceNumber>1000</SequenceNumber>
-    <Assembly>Microsoft.Office.DocumentManagement, Version=14.0.0.0, Culture=neutral, PublicKeyToken=71e9bce111e9429c</Assembly>
-    <Class>Microsoft.Office.DocumentManagement.Internal.DocIdHandler</Class>
-    <Data/>
-    <Filter/>
-  </Receiver>
-  <Receiver>
-    <Name>Document ID Generator</Name>
-    <Synchronization>Synchronous</Synchronization>
-    <Type>10002</Type>
-    <SequenceNumber>1001</SequenceNumber>
-    <Assembly>Microsoft.Office.DocumentManagement, Version=14.0.0.0, Culture=neutral, PublicKeyToken=71e9bce111e9429c</Assembly>
-    <Class>Microsoft.Office.DocumentManagement.Internal.DocIdHandler</Class>
-    <Data/>
-    <Filter/>
-  </Receiver>
-  <Receiver>
-    <Name>Document ID Generator</Name>
-    <Synchronization>Synchronous</Synchronization>
-    <Type>10004</Type>
-    <SequenceNumber>1002</SequenceNumber>
-    <Assembly>Microsoft.Office.DocumentManagement, Version=14.0.0.0, Culture=neutral, PublicKeyToken=71e9bce111e9429c</Assembly>
-    <Class>Microsoft.Office.DocumentManagement.Internal.DocIdHandler</Class>
-    <Data/>
-    <Filter/>
-  </Receiver>
-  <Receiver>
-    <Name>Document ID Generator</Name>
-    <Synchronization>Synchronous</Synchronization>
-    <Type>10006</Type>
-    <SequenceNumber>1003</SequenceNumber>
-    <Assembly>Microsoft.Office.DocumentManagement, Version=14.0.0.0, Culture=neutral, PublicKeyToken=71e9bce111e9429c</Assembly>
-    <Class>Microsoft.Office.DocumentManagement.Internal.DocIdHandler</Class>
-    <Data/>
-    <Filter/>
-  </Receiver>
-</spe:Receivers>
-</file>
-
 <file path=customXml/itemProps1.xml><?xml version="1.0" encoding="utf-8"?>
 <ds:datastoreItem xmlns:ds="http://schemas.openxmlformats.org/officeDocument/2006/customXml" ds:itemID="{0FF0F878-5F0F-460C-9013-40E72731A637}">
   <ds:schemaRefs>
@@ -9730,16 +9235,31 @@
 </file>
 
 <file path=customXml/itemProps2.xml><?xml version="1.0" encoding="utf-8"?>
-<ds:datastoreItem xmlns:ds="http://schemas.openxmlformats.org/officeDocument/2006/customXml" ds:itemID="{8BB746A0-EF99-488C-AF7A-E10AF123421B}">
+<ds:datastoreItem xmlns:ds="http://schemas.openxmlformats.org/officeDocument/2006/customXml" ds:itemID="{EEE2973D-7DD7-4773-855D-5CAD81242BDE}">
+  <ds:schemaRefs>
+    <ds:schemaRef ds:uri="http://schemas.microsoft.com/sharepoint/v3/contenttype/forms"/>
+  </ds:schemaRefs>
+</ds:datastoreItem>
+</file>
+
+<file path=customXml/itemProps3.xml><?xml version="1.0" encoding="utf-8"?>
+<ds:datastoreItem xmlns:ds="http://schemas.openxmlformats.org/officeDocument/2006/customXml" ds:itemID="{1159403A-C237-488E-8C5E-DABF9FCE7043}">
+  <ds:schemaRefs>
+    <ds:schemaRef ds:uri="http://schemas.microsoft.com/office/2006/metadata/properties"/>
+    <ds:schemaRef ds:uri="http://schemas.microsoft.com/office/infopath/2007/PartnerControls"/>
+    <ds:schemaRef ds:uri="b295003c-aa87-407e-9024-fdee4e88f6fa"/>
+  </ds:schemaRefs>
+</ds:datastoreItem>
+</file>
+
+<file path=customXml/itemProps4.xml><?xml version="1.0" encoding="utf-8"?>
+<ds:datastoreItem xmlns:ds="http://schemas.openxmlformats.org/officeDocument/2006/customXml" ds:itemID="{15B44F83-286F-41C1-A87D-D9F5E51288E0}">
   <ds:schemaRefs>
     <ds:schemaRef ds:uri="http://schemas.microsoft.com/office/2006/metadata/contentType"/>
     <ds:schemaRef ds:uri="http://schemas.microsoft.com/office/2006/metadata/properties/metaAttributes"/>
     <ds:schemaRef ds:uri="http://www.w3.org/2001/XMLSchema"/>
     <ds:schemaRef ds:uri="http://schemas.microsoft.com/office/2006/metadata/properties"/>
-    <ds:schemaRef ds:uri="a1322699-2fbb-4cce-8aba-176c4fa97253"/>
-    <ds:schemaRef ds:uri="http://schemas.microsoft.com/sharepoint/v3/fields"/>
-    <ds:schemaRef ds:uri="http://schemas.microsoft.com/sharepoint/v3"/>
-    <ds:schemaRef ds:uri="f0ff482e-aa3b-417e-9d65-5f4cb2656651"/>
+    <ds:schemaRef ds:uri="b295003c-aa87-407e-9024-fdee4e88f6fa"/>
     <ds:schemaRef ds:uri="http://schemas.microsoft.com/office/2006/documentManagement/types"/>
     <ds:schemaRef ds:uri="http://schemas.microsoft.com/office/infopath/2007/PartnerControls"/>
     <ds:schemaRef ds:uri="http://schemas.openxmlformats.org/package/2006/metadata/core-properties"/>
@@ -9748,37 +9268,4 @@
     <ds:schemaRef ds:uri="http://schemas.microsoft.com/internal/obd"/>
   </ds:schemaRefs>
 </ds:datastoreItem>
-</file>
-
-<file path=customXml/itemProps3.xml><?xml version="1.0" encoding="utf-8"?>
-<ds:datastoreItem xmlns:ds="http://schemas.openxmlformats.org/officeDocument/2006/customXml" ds:itemID="{15B44F83-286F-41C1-A87D-D9F5E51288E0}"/>
-</file>
-
-<file path=customXml/itemProps4.xml><?xml version="1.0" encoding="utf-8"?>
-<ds:datastoreItem xmlns:ds="http://schemas.openxmlformats.org/officeDocument/2006/customXml" ds:itemID="{1159403A-C237-488E-8C5E-DABF9FCE7043}">
-  <ds:schemaRefs>
-    <ds:schemaRef ds:uri="http://schemas.microsoft.com/office/2006/metadata/properties"/>
-    <ds:schemaRef ds:uri="http://schemas.microsoft.com/office/infopath/2007/PartnerControls"/>
-    <ds:schemaRef ds:uri="a1322699-2fbb-4cce-8aba-176c4fa97253"/>
-    <ds:schemaRef ds:uri="http://schemas.microsoft.com/sharepoint/v3"/>
-    <ds:schemaRef ds:uri="http://schemas.microsoft.com/sharepoint/v3/fields"/>
-    <ds:schemaRef ds:uri="f0ff482e-aa3b-417e-9d65-5f4cb2656651"/>
-  </ds:schemaRefs>
-</ds:datastoreItem>
-</file>
-
-<file path=customXml/itemProps5.xml><?xml version="1.0" encoding="utf-8"?>
-<ds:datastoreItem xmlns:ds="http://schemas.openxmlformats.org/officeDocument/2006/customXml" ds:itemID="{EEE2973D-7DD7-4773-855D-5CAD81242BDE}">
-  <ds:schemaRefs>
-    <ds:schemaRef ds:uri="http://schemas.microsoft.com/sharepoint/v3/contenttype/forms"/>
-  </ds:schemaRefs>
-</ds:datastoreItem>
-</file>
-
-<file path=customXml/itemProps6.xml><?xml version="1.0" encoding="utf-8"?>
-<ds:datastoreItem xmlns:ds="http://schemas.openxmlformats.org/officeDocument/2006/customXml" ds:itemID="{68AAD2DA-5792-4B35-80F3-9D0C21EB95BE}">
-  <ds:schemaRefs>
-    <ds:schemaRef ds:uri="http://schemas.microsoft.com/sharepoint/events"/>
-  </ds:schemaRefs>
-</ds:datastoreItem>
 </file>
--- a/contribution directe (hydro).docx
+++ b/contribution directe (hydro).docx
@@ -177,7 +177,27 @@
                 <w:sz w:val="28"/>
                 <w:szCs w:val="28"/>
               </w:rPr>
-              <w:t>1.0.0</w:t>
+              <w:t>1.</w:t>
+            </w:r>
+            <w:r>
+              <w:rPr>
+                <w:rFonts w:ascii="Times New Roman" w:hAnsi="Times New Roman" w:cs="Times New Roman"/>
+                <w:b/>
+                <w:noProof/>
+                <w:sz w:val="28"/>
+                <w:szCs w:val="28"/>
+              </w:rPr>
+              <w:t>1</w:t>
+            </w:r>
+            <w:r>
+              <w:rPr>
+                <w:rFonts w:ascii="Times New Roman" w:hAnsi="Times New Roman" w:cs="Times New Roman"/>
+                <w:b/>
+                <w:noProof/>
+                <w:sz w:val="28"/>
+                <w:szCs w:val="28"/>
+              </w:rPr>
+              <w:t>.0</w:t>
             </w:r>
           </w:p>
         </w:tc>
@@ -426,7 +446,23 @@
                     <w:b/>
                     <w:szCs w:val="18"/>
                   </w:rPr>
-                  <w:t>1.0.0</w:t>
+                  <w:t>1.</w:t>
+                </w:r>
+                <w:r>
+                  <w:rPr>
+                    <w:rFonts w:cs="Arial"/>
+                    <w:b/>
+                    <w:szCs w:val="18"/>
+                  </w:rPr>
+                  <w:t>1</w:t>
+                </w:r>
+                <w:r>
+                  <w:rPr>
+                    <w:rFonts w:cs="Arial"/>
+                    <w:b/>
+                    <w:szCs w:val="18"/>
+                  </w:rPr>
+                  <w:t>.0</w:t>
                 </w:r>
               </w:sdtContent>
             </w:sdt>
@@ -978,10 +1014,10 @@
         <w:tblLook w:val="04A0" w:firstRow="1" w:lastRow="0" w:firstColumn="1" w:lastColumn="0" w:noHBand="0" w:noVBand="1"/>
       </w:tblPr>
       <w:tblGrid>
-        <w:gridCol w:w="1122"/>
-        <w:gridCol w:w="1405"/>
-        <w:gridCol w:w="2499"/>
-        <w:gridCol w:w="4846"/>
+        <w:gridCol w:w="1123"/>
+        <w:gridCol w:w="1404"/>
+        <w:gridCol w:w="2498"/>
+        <w:gridCol w:w="4847"/>
       </w:tblGrid>
       <w:tr>
         <w:tc>
@@ -1416,6 +1452,92 @@
                 <w:szCs w:val="18"/>
               </w:rPr>
               <w:t>Première version diffusée</w:t>
+            </w:r>
+          </w:p>
+        </w:tc>
+      </w:tr>
+      <w:tr>
+        <w:tc>
+          <w:tcPr>
+            <w:tcW w:w="1135" w:type="dxa"/>
+          </w:tcPr>
+          <w:p>
+            <w:pPr>
+              <w:ind w:firstLine="0"/>
+              <w:jc w:val="center"/>
+              <w:rPr>
+                <w:rFonts w:cs="Arial"/>
+                <w:szCs w:val="18"/>
+              </w:rPr>
+            </w:pPr>
+            <w:r>
+              <w:rPr>
+                <w:rFonts w:cs="Arial"/>
+                <w:szCs w:val="18"/>
+              </w:rPr>
+              <w:t>1.1.0</w:t>
+            </w:r>
+          </w:p>
+        </w:tc>
+        <w:tc>
+          <w:tcPr>
+            <w:tcW w:w="1417" w:type="dxa"/>
+          </w:tcPr>
+          <w:p>
+            <w:pPr>
+              <w:ind w:firstLine="0"/>
+              <w:jc w:val="center"/>
+              <w:rPr>
+                <w:rFonts w:cs="Arial"/>
+                <w:szCs w:val="18"/>
+              </w:rPr>
+            </w:pPr>
+            <w:r>
+              <w:rPr>
+                <w:rFonts w:cs="Arial"/>
+                <w:szCs w:val="18"/>
+              </w:rPr>
+              <w:t>25/07/2025</w:t>
+            </w:r>
+          </w:p>
+        </w:tc>
+        <w:tc>
+          <w:tcPr>
+            <w:tcW w:w="2552" w:type="dxa"/>
+          </w:tcPr>
+          <w:p>
+            <w:pPr>
+              <w:rPr>
+                <w:rFonts w:cs="Arial"/>
+                <w:szCs w:val="18"/>
+              </w:rPr>
+            </w:pPr>
+            <w:r>
+              <w:rPr>
+                <w:rFonts w:cs="Arial"/>
+                <w:szCs w:val="18"/>
+              </w:rPr>
+              <w:t>Philippe Gallen</w:t>
+            </w:r>
+          </w:p>
+        </w:tc>
+        <w:tc>
+          <w:tcPr>
+            <w:tcW w:w="4994" w:type="dxa"/>
+          </w:tcPr>
+          <w:p>
+            <w:pPr>
+              <w:rPr>
+                <w:rFonts w:cs="Arial"/>
+                <w:szCs w:val="18"/>
+              </w:rPr>
+            </w:pPr>
+            <w:r>
+              <w:rPr>
+                <w:rFonts w:cs="Arial"/>
+                <w:szCs w:val="18"/>
+              </w:rPr>
+              <w:t>Adaptation à la version 1.1.0</w:t>
             </w:r>
           </w:p>
         </w:tc>
@@ -1541,7 +1663,7 @@
               <w:rPr>
                 <w:webHidden/>
               </w:rPr>
-              <w:t>1</w:t>
+              <w:t>2</w:t>
             </w:r>
             <w:r>
               <w:rPr>
@@ -1766,7 +1888,7 @@
               <w:rPr>
                 <w:webHidden/>
               </w:rPr>
-              <w:t>2</w:t>
+              <w:t>3</w:t>
             </w:r>
             <w:r>
               <w:rPr>
@@ -1872,16 +1994,21 @@
         <w:ind w:left="432" w:hanging="432"/>
       </w:pPr>
     </w:p>
+    <w:p/>
+    <w:p/>
+    <w:p/>
     <w:p>
       <w:pPr>
         <w:pStyle w:val="Titre1"/>
       </w:pPr>
       <w:bookmarkStart w:id="0" w:name="_Toc161956522"/>
       <w:r>
+        <w:lastRenderedPageBreak/>
         <w:t>Prérequis</w:t>
       </w:r>
       <w:bookmarkEnd w:id="0"/>
     </w:p>
+    <w:p/>
     <w:p>
       <w:r>
         <w:t>Version de QGIS : 3.28 ou supérieur</w:t>
@@ -1891,9 +2018,10 @@
       <w:r>
         <w:t>Ce plugin fonctionne en parallèle du plugin « IGN Espace collaboratif » version 4.2.2</w:t>
       </w:r>
+      <w:r>
+        <w:t xml:space="preserve"> minimum.</w:t>
+      </w:r>
     </w:p>
-    <w:p/>
-    <w:p/>
     <w:p/>
     <w:p/>
     <w:p>
@@ -2012,12 +2140,32 @@
     </w:p>
     <w:p/>
     <w:p/>
+    <w:p/>
+    <w:p/>
+    <w:p/>
+    <w:p/>
+    <w:p/>
+    <w:p/>
+    <w:p/>
+    <w:p/>
+    <w:p/>
+    <w:p/>
+    <w:p/>
+    <w:p/>
+    <w:p/>
+    <w:p/>
+    <w:p/>
+    <w:p/>
+    <w:p/>
+    <w:p/>
+    <w:p/>
     <w:p>
       <w:pPr>
         <w:pStyle w:val="Titre1"/>
       </w:pPr>
       <w:bookmarkStart w:id="3" w:name="_Toc161956525"/>
       <w:r>
+        <w:lastRenderedPageBreak/>
         <w:t>Présentation</w:t>
       </w:r>
       <w:bookmarkEnd w:id="3"/>
@@ -2033,10 +2181,10 @@
           <w:noProof/>
         </w:rPr>
         <w:drawing>
-          <wp:inline distT="0" distB="0" distL="0" distR="0" wp14:anchorId="3AF2B01C" wp14:editId="04E82011">
-            <wp:extent cx="6253480" cy="3419475"/>
-            <wp:effectExtent l="0" t="0" r="0" b="9525"/>
-            <wp:docPr id="1" name="Image 1"/>
+          <wp:inline distT="0" distB="0" distL="0" distR="0" wp14:anchorId="21FF0399" wp14:editId="703DD3D9">
+            <wp:extent cx="5527964" cy="3022754"/>
+            <wp:effectExtent l="0" t="0" r="0" b="6350"/>
+            <wp:docPr id="9" name="Image 9"/>
             <wp:cNvGraphicFramePr>
               <a:graphicFrameLocks xmlns:a="http://schemas.openxmlformats.org/drawingml/2006/main" noChangeAspect="1"/>
             </wp:cNvGraphicFramePr>
@@ -2044,17 +2192,11 @@
               <a:graphicData uri="http://schemas.openxmlformats.org/drawingml/2006/picture">
                 <pic:pic xmlns:pic="http://schemas.openxmlformats.org/drawingml/2006/picture">
                   <pic:nvPicPr>
-                    <pic:cNvPr id="1" name="Image 1"/>
+                    <pic:cNvPr id="1" name=""/>
                     <pic:cNvPicPr/>
                   </pic:nvPicPr>
                   <pic:blipFill>
-                    <a:blip r:embed="rId13">
-                      <a:extLst>
-                        <a:ext uri="{28A0092B-C50C-407E-A947-70E740481C1C}">
-                          <a14:useLocalDpi xmlns:a14="http://schemas.microsoft.com/office/drawing/2010/main" val="0"/>
-                        </a:ext>
-                      </a:extLst>
-                    </a:blip>
+                    <a:blip r:embed="rId13"/>
                     <a:stretch>
                       <a:fillRect/>
                     </a:stretch>
@@ -2062,7 +2204,7 @@
                   <pic:spPr>
                     <a:xfrm>
                       <a:off x="0" y="0"/>
-                      <a:ext cx="6253480" cy="3419475"/>
+                      <a:ext cx="5540363" cy="3029534"/>
                     </a:xfrm>
                     <a:prstGeom prst="rect">
                       <a:avLst/>
@@ -2078,7 +2220,6 @@
     <w:p/>
     <w:p>
       <w:r>
-        <w:lastRenderedPageBreak/>
         <w:t>Cette interface permet de modifier certains champs des tronçons hydrographiques</w:t>
       </w:r>
     </w:p>
@@ -2115,10 +2256,10 @@
           <w:noProof/>
         </w:rPr>
         <w:drawing>
-          <wp:inline distT="0" distB="0" distL="0" distR="0" wp14:anchorId="40044554" wp14:editId="1E0FBF92">
-            <wp:extent cx="1190791" cy="247685"/>
-            <wp:effectExtent l="0" t="0" r="0" b="0"/>
-            <wp:docPr id="11" name="Image 11"/>
+          <wp:inline distT="0" distB="0" distL="0" distR="0" wp14:anchorId="1BCFF14D" wp14:editId="1368DA30">
+            <wp:extent cx="323850" cy="314325"/>
+            <wp:effectExtent l="0" t="0" r="0" b="9525"/>
+            <wp:docPr id="1" name="Image 1"/>
             <wp:cNvGraphicFramePr>
               <a:graphicFrameLocks xmlns:a="http://schemas.openxmlformats.org/drawingml/2006/main" noChangeAspect="1"/>
             </wp:cNvGraphicFramePr>
@@ -2126,17 +2267,11 @@
               <a:graphicData uri="http://schemas.openxmlformats.org/drawingml/2006/picture">
                 <pic:pic xmlns:pic="http://schemas.openxmlformats.org/drawingml/2006/picture">
                   <pic:nvPicPr>
-                    <pic:cNvPr id="11" name="Image 11"/>
+                    <pic:cNvPr id="1" name=""/>
                     <pic:cNvPicPr/>
                   </pic:nvPicPr>
                   <pic:blipFill>
-                    <a:blip r:embed="rId14">
-                      <a:extLst>
-                        <a:ext uri="{28A0092B-C50C-407E-A947-70E740481C1C}">
-                          <a14:useLocalDpi xmlns:a14="http://schemas.microsoft.com/office/drawing/2010/main" val="0"/>
-                        </a:ext>
-                      </a:extLst>
-                    </a:blip>
+                    <a:blip r:embed="rId14"/>
                     <a:stretch>
                       <a:fillRect/>
                     </a:stretch>
@@ -2144,7 +2279,7 @@
                   <pic:spPr>
                     <a:xfrm>
                       <a:off x="0" y="0"/>
-                      <a:ext cx="1190791" cy="247685"/>
+                      <a:ext cx="323850" cy="314325"/>
                     </a:xfrm>
                     <a:prstGeom prst="rect">
                       <a:avLst/>
@@ -2157,7 +2292,13 @@
         </w:drawing>
       </w:r>
       <w:r>
-        <w:t xml:space="preserve"> Ce bouton permet de sélectionner tous les tronçons compris entre un tronçon de départ et un tronçon d’arrivée.</w:t>
+        <w:t xml:space="preserve"> </w:t>
+      </w:r>
+      <w:r>
+        <w:t xml:space="preserve">  </w:t>
+      </w:r>
+      <w:r>
+        <w:t>Ce bouton permet de sélectionner tous les tronçons compris entre un tronçon de départ et un tronçon d’arrivée.</w:t>
       </w:r>
     </w:p>
     <w:p/>
@@ -2209,7 +2350,151 @@
         </w:drawing>
       </w:r>
       <w:r>
-        <w:t xml:space="preserve"> Ces 2 boutons permettent d’éditer les identifiants police de l’eau et BCAE</w:t>
+        <w:t xml:space="preserve"> </w:t>
+      </w:r>
+      <w:r>
+        <w:t xml:space="preserve"> </w:t>
+      </w:r>
+      <w:r>
+        <w:t>Ces 2 boutons permettent d’éditer les identifiants police de l’eau et BCAE</w:t>
+      </w:r>
+    </w:p>
+    <w:p/>
+    <w:p>
+      <w:r>
+        <w:rPr>
+          <w:noProof/>
+        </w:rPr>
+        <w:drawing>
+          <wp:inline distT="0" distB="0" distL="0" distR="0" wp14:anchorId="1A9DE610" wp14:editId="368FA591">
+            <wp:extent cx="314325" cy="314325"/>
+            <wp:effectExtent l="0" t="0" r="9525" b="9525"/>
+            <wp:docPr id="10" name="Image 10"/>
+            <wp:cNvGraphicFramePr>
+              <a:graphicFrameLocks xmlns:a="http://schemas.openxmlformats.org/drawingml/2006/main" noChangeAspect="1"/>
+            </wp:cNvGraphicFramePr>
+            <a:graphic xmlns:a="http://schemas.openxmlformats.org/drawingml/2006/main">
+              <a:graphicData uri="http://schemas.openxmlformats.org/drawingml/2006/picture">
+                <pic:pic xmlns:pic="http://schemas.openxmlformats.org/drawingml/2006/picture">
+                  <pic:nvPicPr>
+                    <pic:cNvPr id="1" name=""/>
+                    <pic:cNvPicPr/>
+                  </pic:nvPicPr>
+                  <pic:blipFill>
+                    <a:blip r:embed="rId16"/>
+                    <a:stretch>
+                      <a:fillRect/>
+                    </a:stretch>
+                  </pic:blipFill>
+                  <pic:spPr>
+                    <a:xfrm>
+                      <a:off x="0" y="0"/>
+                      <a:ext cx="314325" cy="314325"/>
+                    </a:xfrm>
+                    <a:prstGeom prst="rect">
+                      <a:avLst/>
+                    </a:prstGeom>
+                  </pic:spPr>
+                </pic:pic>
+              </a:graphicData>
+            </a:graphic>
+          </wp:inline>
+        </w:drawing>
+      </w:r>
+      <w:r>
+        <w:t xml:space="preserve">  Affiche l’historique des versions et la documentation de l’outil</w:t>
+      </w:r>
+    </w:p>
+    <w:p/>
+    <w:p>
+      <w:r>
+        <w:rPr>
+          <w:noProof/>
+        </w:rPr>
+        <w:drawing>
+          <wp:inline distT="0" distB="0" distL="0" distR="0" wp14:anchorId="0F87EE37" wp14:editId="7EFE203E">
+            <wp:extent cx="1543050" cy="323850"/>
+            <wp:effectExtent l="0" t="0" r="0" b="0"/>
+            <wp:docPr id="13" name="Image 13"/>
+            <wp:cNvGraphicFramePr>
+              <a:graphicFrameLocks xmlns:a="http://schemas.openxmlformats.org/drawingml/2006/main" noChangeAspect="1"/>
+            </wp:cNvGraphicFramePr>
+            <a:graphic xmlns:a="http://schemas.openxmlformats.org/drawingml/2006/main">
+              <a:graphicData uri="http://schemas.openxmlformats.org/drawingml/2006/picture">
+                <pic:pic xmlns:pic="http://schemas.openxmlformats.org/drawingml/2006/picture">
+                  <pic:nvPicPr>
+                    <pic:cNvPr id="1" name=""/>
+                    <pic:cNvPicPr/>
+                  </pic:nvPicPr>
+                  <pic:blipFill>
+                    <a:blip r:embed="rId17"/>
+                    <a:stretch>
+                      <a:fillRect/>
+                    </a:stretch>
+                  </pic:blipFill>
+                  <pic:spPr>
+                    <a:xfrm>
+                      <a:off x="0" y="0"/>
+                      <a:ext cx="1543050" cy="323850"/>
+                    </a:xfrm>
+                    <a:prstGeom prst="rect">
+                      <a:avLst/>
+                    </a:prstGeom>
+                  </pic:spPr>
+                </pic:pic>
+              </a:graphicData>
+            </a:graphic>
+          </wp:inline>
+        </w:drawing>
+      </w:r>
+      <w:r>
+        <w:t xml:space="preserve">   Valide les modifications saisies dans l’outil</w:t>
+      </w:r>
+    </w:p>
+    <w:p/>
+    <w:p>
+      <w:r>
+        <w:rPr>
+          <w:noProof/>
+        </w:rPr>
+        <w:drawing>
+          <wp:inline distT="0" distB="0" distL="0" distR="0" wp14:anchorId="1E7AC7DC" wp14:editId="6752095A">
+            <wp:extent cx="1476375" cy="400050"/>
+            <wp:effectExtent l="0" t="0" r="9525" b="0"/>
+            <wp:docPr id="14" name="Image 14"/>
+            <wp:cNvGraphicFramePr>
+              <a:graphicFrameLocks xmlns:a="http://schemas.openxmlformats.org/drawingml/2006/main" noChangeAspect="1"/>
+            </wp:cNvGraphicFramePr>
+            <a:graphic xmlns:a="http://schemas.openxmlformats.org/drawingml/2006/main">
+              <a:graphicData uri="http://schemas.openxmlformats.org/drawingml/2006/picture">
+                <pic:pic xmlns:pic="http://schemas.openxmlformats.org/drawingml/2006/picture">
+                  <pic:nvPicPr>
+                    <pic:cNvPr id="1" name=""/>
+                    <pic:cNvPicPr/>
+                  </pic:nvPicPr>
+                  <pic:blipFill>
+                    <a:blip r:embed="rId18"/>
+                    <a:stretch>
+                      <a:fillRect/>
+                    </a:stretch>
+                  </pic:blipFill>
+                  <pic:spPr>
+                    <a:xfrm>
+                      <a:off x="0" y="0"/>
+                      <a:ext cx="1476375" cy="400050"/>
+                    </a:xfrm>
+                    <a:prstGeom prst="rect">
+                      <a:avLst/>
+                    </a:prstGeom>
+                  </pic:spPr>
+                </pic:pic>
+              </a:graphicData>
+            </a:graphic>
+          </wp:inline>
+        </w:drawing>
+      </w:r>
+      <w:r>
+        <w:t xml:space="preserve">  modifie la couleur de la sélection</w:t>
       </w:r>
     </w:p>
     <w:p/>
@@ -2218,6 +2503,8 @@
     <w:p/>
     <w:p/>
     <w:p/>
+    <w:p/>
+    <w:p/>
     <w:p>
       <w:pPr>
         <w:jc w:val="center"/>
@@ -2226,11 +2513,12 @@
         <w:rPr>
           <w:noProof/>
         </w:rPr>
+        <w:lastRenderedPageBreak/>
         <w:drawing>
-          <wp:inline distT="0" distB="0" distL="0" distR="0" wp14:anchorId="6ECB207F" wp14:editId="4F458CB5">
+          <wp:inline distT="0" distB="0" distL="0" distR="0" wp14:anchorId="25196DE0" wp14:editId="65F027F0">
             <wp:extent cx="6253480" cy="3419475"/>
             <wp:effectExtent l="0" t="0" r="0" b="9525"/>
-            <wp:docPr id="3" name="Image 3"/>
+            <wp:docPr id="15" name="Image 15"/>
             <wp:cNvGraphicFramePr>
               <a:graphicFrameLocks xmlns:a="http://schemas.openxmlformats.org/drawingml/2006/main" noChangeAspect="1"/>
             </wp:cNvGraphicFramePr>
@@ -2238,17 +2526,11 @@
               <a:graphicData uri="http://schemas.openxmlformats.org/drawingml/2006/picture">
                 <pic:pic xmlns:pic="http://schemas.openxmlformats.org/drawingml/2006/picture">
                   <pic:nvPicPr>
-                    <pic:cNvPr id="3" name="Image 3"/>
+                    <pic:cNvPr id="1" name=""/>
                     <pic:cNvPicPr/>
                   </pic:nvPicPr>
                   <pic:blipFill>
-                    <a:blip r:embed="rId16">
-                      <a:extLst>
-                        <a:ext uri="{28A0092B-C50C-407E-A947-70E740481C1C}">
-                          <a14:useLocalDpi xmlns:a14="http://schemas.microsoft.com/office/drawing/2010/main" val="0"/>
-                        </a:ext>
-                      </a:extLst>
-                    </a:blip>
+                    <a:blip r:embed="rId19"/>
                     <a:stretch>
                       <a:fillRect/>
                     </a:stretch>
@@ -2294,17 +2576,6 @@
     <w:p/>
     <w:p/>
     <w:p/>
-    <w:p/>
-    <w:p/>
-    <w:p/>
-    <w:p/>
-    <w:p/>
-    <w:p/>
-    <w:p/>
-    <w:p/>
-    <w:p/>
-    <w:p/>
-    <w:p/>
     <w:p>
       <w:pPr>
         <w:pStyle w:val="Titre1"/>
@@ -2465,10 +2736,10 @@
           <w:noProof/>
         </w:rPr>
         <w:drawing>
-          <wp:inline distT="0" distB="0" distL="0" distR="0" wp14:anchorId="34A0BA08" wp14:editId="4038D74B">
-            <wp:extent cx="964123" cy="200538"/>
+          <wp:inline distT="0" distB="0" distL="0" distR="0" wp14:anchorId="369A6969" wp14:editId="5CCAA015">
+            <wp:extent cx="323850" cy="314325"/>
             <wp:effectExtent l="0" t="0" r="0" b="9525"/>
-            <wp:docPr id="6" name="Image 6"/>
+            <wp:docPr id="16" name="Image 16"/>
             <wp:cNvGraphicFramePr>
               <a:graphicFrameLocks xmlns:a="http://schemas.openxmlformats.org/drawingml/2006/main" noChangeAspect="1"/>
             </wp:cNvGraphicFramePr>
@@ -2476,17 +2747,11 @@
               <a:graphicData uri="http://schemas.openxmlformats.org/drawingml/2006/picture">
                 <pic:pic xmlns:pic="http://schemas.openxmlformats.org/drawingml/2006/picture">
                   <pic:nvPicPr>
-                    <pic:cNvPr id="6" name="Image 6"/>
+                    <pic:cNvPr id="1" name=""/>
                     <pic:cNvPicPr/>
                   </pic:nvPicPr>
                   <pic:blipFill>
-                    <a:blip r:embed="rId14">
-                      <a:extLst>
-                        <a:ext uri="{28A0092B-C50C-407E-A947-70E740481C1C}">
-                          <a14:useLocalDpi xmlns:a14="http://schemas.microsoft.com/office/drawing/2010/main" val="0"/>
-                        </a:ext>
-                      </a:extLst>
-                    </a:blip>
+                    <a:blip r:embed="rId14"/>
                     <a:stretch>
                       <a:fillRect/>
                     </a:stretch>
@@ -2494,7 +2759,7 @@
                   <pic:spPr>
                     <a:xfrm>
                       <a:off x="0" y="0"/>
-                      <a:ext cx="964123" cy="200538"/>
+                      <a:ext cx="323850" cy="314325"/>
                     </a:xfrm>
                     <a:prstGeom prst="rect">
                       <a:avLst/>
@@ -2548,172 +2813,6 @@
       </w:r>
       <w:r>
         <w:t xml:space="preserve"> de départ et le tronçon d’arrivé doivent être visible à l’écran avant de lancer le calcul.</w:t>
-      </w:r>
-    </w:p>
-    <w:p>
-      <w:pPr>
-        <w:ind w:left="360"/>
-      </w:pPr>
-    </w:p>
-    <w:p>
-      <w:pPr>
-        <w:ind w:left="360"/>
-      </w:pPr>
-      <w:r>
-        <w:t xml:space="preserve">Le bouton </w:t>
-      </w:r>
-      <w:r>
-        <w:rPr>
-          <w:noProof/>
-        </w:rPr>
-        <w:drawing>
-          <wp:inline distT="0" distB="0" distL="0" distR="0" wp14:anchorId="2F4F2476" wp14:editId="2B5F2762">
-            <wp:extent cx="190005" cy="184417"/>
-            <wp:effectExtent l="0" t="0" r="635" b="6350"/>
-            <wp:docPr id="4" name="Image 4"/>
-            <wp:cNvGraphicFramePr>
-              <a:graphicFrameLocks xmlns:a="http://schemas.openxmlformats.org/drawingml/2006/main" noChangeAspect="1"/>
-            </wp:cNvGraphicFramePr>
-            <a:graphic xmlns:a="http://schemas.openxmlformats.org/drawingml/2006/main">
-              <a:graphicData uri="http://schemas.openxmlformats.org/drawingml/2006/picture">
-                <pic:pic xmlns:pic="http://schemas.openxmlformats.org/drawingml/2006/picture">
-                  <pic:nvPicPr>
-                    <pic:cNvPr id="4" name="Image 4"/>
-                    <pic:cNvPicPr/>
-                  </pic:nvPicPr>
-                  <pic:blipFill>
-                    <a:blip r:embed="rId17">
-                      <a:extLst>
-                        <a:ext uri="{28A0092B-C50C-407E-A947-70E740481C1C}">
-                          <a14:useLocalDpi xmlns:a14="http://schemas.microsoft.com/office/drawing/2010/main" val="0"/>
-                        </a:ext>
-                      </a:extLst>
-                    </a:blip>
-                    <a:stretch>
-                      <a:fillRect/>
-                    </a:stretch>
-                  </pic:blipFill>
-                  <pic:spPr>
-                    <a:xfrm>
-                      <a:off x="0" y="0"/>
-                      <a:ext cx="195965" cy="190201"/>
-                    </a:xfrm>
-                    <a:prstGeom prst="rect">
-                      <a:avLst/>
-                    </a:prstGeom>
-                  </pic:spPr>
-                </pic:pic>
-              </a:graphicData>
-            </a:graphic>
-          </wp:inline>
-        </w:drawing>
-      </w:r>
-      <w:r>
-        <w:t xml:space="preserve"> permet d’annuler la dernière transaction et uniquement la dernière.</w:t>
-      </w:r>
-    </w:p>
-    <w:p>
-      <w:pPr>
-        <w:ind w:left="360"/>
-      </w:pPr>
-    </w:p>
-    <w:p>
-      <w:pPr>
-        <w:ind w:left="360"/>
-      </w:pPr>
-      <w:r>
-        <w:t xml:space="preserve">Le bouton </w:t>
-      </w:r>
-      <w:r>
-        <w:rPr>
-          <w:noProof/>
-        </w:rPr>
-        <w:drawing>
-          <wp:inline distT="0" distB="0" distL="0" distR="0" wp14:anchorId="67B63135" wp14:editId="2C80332A">
-            <wp:extent cx="285008" cy="226330"/>
-            <wp:effectExtent l="0" t="0" r="1270" b="2540"/>
-            <wp:docPr id="5" name="Image 5"/>
-            <wp:cNvGraphicFramePr>
-              <a:graphicFrameLocks xmlns:a="http://schemas.openxmlformats.org/drawingml/2006/main" noChangeAspect="1"/>
-            </wp:cNvGraphicFramePr>
-            <a:graphic xmlns:a="http://schemas.openxmlformats.org/drawingml/2006/main">
-              <a:graphicData uri="http://schemas.openxmlformats.org/drawingml/2006/picture">
-                <pic:pic xmlns:pic="http://schemas.openxmlformats.org/drawingml/2006/picture">
-                  <pic:nvPicPr>
-                    <pic:cNvPr id="5" name="Image 5"/>
-                    <pic:cNvPicPr/>
-                  </pic:nvPicPr>
-                  <pic:blipFill>
-                    <a:blip r:embed="rId18">
-                      <a:extLst>
-                        <a:ext uri="{28A0092B-C50C-407E-A947-70E740481C1C}">
-                          <a14:useLocalDpi xmlns:a14="http://schemas.microsoft.com/office/drawing/2010/main" val="0"/>
-                        </a:ext>
-                      </a:extLst>
-                    </a:blip>
-                    <a:stretch>
-                      <a:fillRect/>
-                    </a:stretch>
-                  </pic:blipFill>
-                  <pic:spPr>
-                    <a:xfrm>
-                      <a:off x="0" y="0"/>
-                      <a:ext cx="287320" cy="228166"/>
-                    </a:xfrm>
-                    <a:prstGeom prst="rect">
-                      <a:avLst/>
-                    </a:prstGeom>
-                  </pic:spPr>
-                </pic:pic>
-              </a:graphicData>
-            </a:graphic>
-          </wp:inline>
-        </w:drawing>
-      </w:r>
-      <w:r>
-        <w:t>permet d’afficher un fichier de log, c’est-à-dire un résumé de toutes les modifications.</w:t>
-      </w:r>
-    </w:p>
-    <w:p>
-      <w:pPr>
-        <w:ind w:left="360"/>
-      </w:pPr>
-      <w:r>
-        <w:t xml:space="preserve">Ce fichier contient la date et </w:t>
-      </w:r>
-      <w:r>
-        <w:t>heure,</w:t>
-      </w:r>
-      <w:r>
-        <w:t xml:space="preserve"> la </w:t>
-      </w:r>
-      <w:proofErr w:type="spellStart"/>
-      <w:r>
-        <w:t>cleabs</w:t>
-      </w:r>
-      <w:proofErr w:type="spellEnd"/>
-      <w:r>
-        <w:t xml:space="preserve"> </w:t>
-      </w:r>
-      <w:r>
-        <w:t>du tronçon modifié</w:t>
-      </w:r>
-      <w:r>
-        <w:t>, puis les valeurs des champs modifiés.</w:t>
-      </w:r>
-    </w:p>
-    <w:p>
-      <w:pPr>
-        <w:ind w:left="360"/>
-      </w:pPr>
-      <w:r>
-        <w:t xml:space="preserve">Seuls les champs modifiés </w:t>
-      </w:r>
-      <w:r>
-        <w:t>sont renseignés</w:t>
-      </w:r>
-      <w:r>
-        <w:t>.</w:t>
       </w:r>
     </w:p>
     <w:p>
@@ -2748,7 +2847,7 @@
                     <pic:cNvPicPr/>
                   </pic:nvPicPr>
                   <pic:blipFill>
-                    <a:blip r:embed="rId19">
+                    <a:blip r:embed="rId20">
                       <a:extLst>
                         <a:ext uri="{28A0092B-C50C-407E-A947-70E740481C1C}">
                           <a14:useLocalDpi xmlns:a14="http://schemas.microsoft.com/office/drawing/2010/main" val="0"/>
@@ -2778,6 +2877,473 @@
         <w:t xml:space="preserve"> ouvre un dialogue de suivi des versions et permet d’afficher la documentation du plugin.</w:t>
       </w:r>
     </w:p>
+    <w:p>
+      <w:pPr>
+        <w:ind w:left="360"/>
+      </w:pPr>
+    </w:p>
+    <w:p>
+      <w:pPr>
+        <w:ind w:left="360"/>
+      </w:pPr>
+      <w:r>
+        <w:t xml:space="preserve">Utiliser </w:t>
+      </w:r>
+      <w:r>
+        <w:rPr>
+          <w:noProof/>
+        </w:rPr>
+        <w:drawing>
+          <wp:inline distT="0" distB="0" distL="0" distR="0" wp14:anchorId="73D0AE15" wp14:editId="27B362BA">
+            <wp:extent cx="276264" cy="266737"/>
+            <wp:effectExtent l="0" t="0" r="9525" b="0"/>
+            <wp:docPr id="17" name="Image 17"/>
+            <wp:cNvGraphicFramePr>
+              <a:graphicFrameLocks xmlns:a="http://schemas.openxmlformats.org/drawingml/2006/main" noChangeAspect="1"/>
+            </wp:cNvGraphicFramePr>
+            <a:graphic xmlns:a="http://schemas.openxmlformats.org/drawingml/2006/main">
+              <a:graphicData uri="http://schemas.openxmlformats.org/drawingml/2006/picture">
+                <pic:pic xmlns:pic="http://schemas.openxmlformats.org/drawingml/2006/picture">
+                  <pic:nvPicPr>
+                    <pic:cNvPr id="12" name="Image 12"/>
+                    <pic:cNvPicPr/>
+                  </pic:nvPicPr>
+                  <pic:blipFill>
+                    <a:blip r:embed="rId15">
+                      <a:extLst>
+                        <a:ext uri="{28A0092B-C50C-407E-A947-70E740481C1C}">
+                          <a14:useLocalDpi xmlns:a14="http://schemas.microsoft.com/office/drawing/2010/main" val="0"/>
+                        </a:ext>
+                      </a:extLst>
+                    </a:blip>
+                    <a:stretch>
+                      <a:fillRect/>
+                    </a:stretch>
+                  </pic:blipFill>
+                  <pic:spPr>
+                    <a:xfrm>
+                      <a:off x="0" y="0"/>
+                      <a:ext cx="276264" cy="266737"/>
+                    </a:xfrm>
+                    <a:prstGeom prst="rect">
+                      <a:avLst/>
+                    </a:prstGeom>
+                  </pic:spPr>
+                </pic:pic>
+              </a:graphicData>
+            </a:graphic>
+          </wp:inline>
+        </w:drawing>
+      </w:r>
+      <w:r>
+        <w:t xml:space="preserve"> pour modifier les identifiant IPE et BCAE</w:t>
+      </w:r>
+    </w:p>
+    <w:p>
+      <w:pPr>
+        <w:ind w:left="360"/>
+      </w:pPr>
+    </w:p>
+    <w:p>
+      <w:pPr>
+        <w:ind w:left="360"/>
+      </w:pPr>
+    </w:p>
+    <w:p>
+      <w:pPr>
+        <w:ind w:left="360"/>
+      </w:pPr>
+      <w:r>
+        <w:rPr>
+          <w:noProof/>
+        </w:rPr>
+        <w:lastRenderedPageBreak/>
+        <mc:AlternateContent>
+          <mc:Choice Requires="wps">
+            <w:drawing>
+              <wp:anchor distT="91440" distB="91440" distL="137160" distR="137160" simplePos="0" relativeHeight="251659264" behindDoc="0" locked="0" layoutInCell="0" allowOverlap="1" wp14:anchorId="7BCF7C26" wp14:editId="4B8905A9">
+                <wp:simplePos x="0" y="0"/>
+                <wp:positionH relativeFrom="margin">
+                  <wp:posOffset>1930400</wp:posOffset>
+                </wp:positionH>
+                <wp:positionV relativeFrom="margin">
+                  <wp:posOffset>-433070</wp:posOffset>
+                </wp:positionV>
+                <wp:extent cx="1149985" cy="4547870"/>
+                <wp:effectExtent l="0" t="3492" r="8572" b="8573"/>
+                <wp:wrapSquare wrapText="bothSides"/>
+                <wp:docPr id="306" name="Forme automatique 2"/>
+                <wp:cNvGraphicFramePr>
+                  <a:graphicFrameLocks xmlns:a="http://schemas.openxmlformats.org/drawingml/2006/main"/>
+                </wp:cNvGraphicFramePr>
+                <a:graphic xmlns:a="http://schemas.openxmlformats.org/drawingml/2006/main">
+                  <a:graphicData uri="http://schemas.microsoft.com/office/word/2010/wordprocessingShape">
+                    <wps:wsp>
+                      <wps:cNvSpPr>
+                        <a:spLocks noChangeArrowheads="1"/>
+                      </wps:cNvSpPr>
+                      <wps:spPr bwMode="auto">
+                        <a:xfrm rot="5400000">
+                          <a:off x="0" y="0"/>
+                          <a:ext cx="1149985" cy="4547870"/>
+                        </a:xfrm>
+                        <a:prstGeom prst="roundRect">
+                          <a:avLst>
+                            <a:gd name="adj" fmla="val 13032"/>
+                          </a:avLst>
+                        </a:prstGeom>
+                        <a:solidFill>
+                          <a:srgbClr val="DA4232"/>
+                        </a:solidFill>
+                      </wps:spPr>
+                      <wps:txbx>
+                        <w:txbxContent>
+                          <w:p>
+                            <w:r>
+                              <w:t>Attention : seule la base client est modifiée. Pour envoyer les modifications sur le serveur BDUni il faut le faire par l’intermédiaire du plugin espace collaboratif IGN, en cliquant sur l’enregistrement de la couche (disquette):</w:t>
+                            </w:r>
+                          </w:p>
+                          <w:p>
+                            <w:pPr>
+                              <w:jc w:val="center"/>
+                              <w:rPr>
+                                <w:rFonts w:asciiTheme="majorHAnsi" w:eastAsiaTheme="majorEastAsia" w:hAnsiTheme="majorHAnsi" w:cstheme="majorBidi"/>
+                                <w:i/>
+                                <w:iCs/>
+                                <w:color w:val="FFFFFF" w:themeColor="background1"/>
+                                <w:sz w:val="28"/>
+                                <w:szCs w:val="28"/>
+                              </w:rPr>
+                            </w:pPr>
+                            <w:r>
+                              <w:rPr>
+                                <w:noProof/>
+                              </w:rPr>
+                              <w:drawing>
+                                <wp:inline distT="0" distB="0" distL="0" distR="0" wp14:anchorId="515D2F2A" wp14:editId="7EE72F7A">
+                                  <wp:extent cx="1152525" cy="409575"/>
+                                  <wp:effectExtent l="0" t="0" r="9525" b="9525"/>
+                                  <wp:docPr id="25" name="Image 25"/>
+                                  <wp:cNvGraphicFramePr>
+                                    <a:graphicFrameLocks xmlns:a="http://schemas.openxmlformats.org/drawingml/2006/main" noChangeAspect="1"/>
+                                  </wp:cNvGraphicFramePr>
+                                  <a:graphic xmlns:a="http://schemas.openxmlformats.org/drawingml/2006/main">
+                                    <a:graphicData uri="http://schemas.openxmlformats.org/drawingml/2006/picture">
+                                      <pic:pic xmlns:pic="http://schemas.openxmlformats.org/drawingml/2006/picture">
+                                        <pic:nvPicPr>
+                                          <pic:cNvPr id="1" name=""/>
+                                          <pic:cNvPicPr/>
+                                        </pic:nvPicPr>
+                                        <pic:blipFill>
+                                          <a:blip r:embed="rId21"/>
+                                          <a:stretch>
+                                            <a:fillRect/>
+                                          </a:stretch>
+                                        </pic:blipFill>
+                                        <pic:spPr>
+                                          <a:xfrm>
+                                            <a:off x="0" y="0"/>
+                                            <a:ext cx="1152525" cy="409575"/>
+                                          </a:xfrm>
+                                          <a:prstGeom prst="rect">
+                                            <a:avLst/>
+                                          </a:prstGeom>
+                                        </pic:spPr>
+                                      </pic:pic>
+                                    </a:graphicData>
+                                  </a:graphic>
+                                </wp:inline>
+                              </w:drawing>
+                            </w:r>
+                            <w:r>
+                              <w:rPr>
+                                <w:rFonts w:asciiTheme="majorHAnsi" w:eastAsiaTheme="majorEastAsia" w:hAnsiTheme="majorHAnsi" w:cstheme="majorBidi"/>
+                                <w:i/>
+                                <w:iCs/>
+                                <w:color w:val="FFFFFF" w:themeColor="background1"/>
+                                <w:sz w:val="28"/>
+                                <w:szCs w:val="28"/>
+                              </w:rPr>
+                              <w:t xml:space="preserve"> </w:t>
+                            </w:r>
+                          </w:p>
+                        </w:txbxContent>
+                      </wps:txbx>
+                      <wps:bodyPr rot="0" vert="horz" wrap="square" lIns="91440" tIns="45720" rIns="91440" bIns="45720" anchor="ctr" anchorCtr="0" upright="1">
+                        <a:noAutofit/>
+                      </wps:bodyPr>
+                    </wps:wsp>
+                  </a:graphicData>
+                </a:graphic>
+                <wp14:sizeRelH relativeFrom="margin">
+                  <wp14:pctWidth>0</wp14:pctWidth>
+                </wp14:sizeRelH>
+                <wp14:sizeRelV relativeFrom="margin">
+                  <wp14:pctHeight>0</wp14:pctHeight>
+                </wp14:sizeRelV>
+              </wp:anchor>
+            </w:drawing>
+          </mc:Choice>
+          <mc:Fallback>
+            <w:pict>
+              <v:roundrect w14:anchorId="7BCF7C26" id="Forme automatique 2" o:spid="_x0000_s1026" style="position:absolute;left:0;text-align:left;margin-left:152pt;margin-top:-34.1pt;width:90.55pt;height:358.1pt;rotation:90;z-index:251659264;visibility:visible;mso-wrap-style:square;mso-width-percent:0;mso-height-percent:0;mso-wrap-distance-left:10.8pt;mso-wrap-distance-top:7.2pt;mso-wrap-distance-right:10.8pt;mso-wrap-distance-bottom:7.2pt;mso-position-horizontal:absolute;mso-position-horizontal-relative:margin;mso-position-vertical:absolute;mso-position-vertical-relative:margin;mso-width-percent:0;mso-height-percent:0;mso-width-relative:margin;mso-height-relative:margin;v-text-anchor:middle" arcsize="8541f" o:gfxdata="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" o:allowincell="f" fillcolor="#da4232" stroked="f">
+                <v:textbox>
+                  <w:txbxContent>
+                    <w:p>
+                      <w:r>
+                        <w:t>Attention : seule la base client est modifiée. Pour envoyer les modifications sur le serveur BDUni il faut le faire par l’intermédiaire du plugin espace collaboratif IGN, en cliquant sur l’enregistrement de la couche (disquette):</w:t>
+                      </w:r>
+                    </w:p>
+                    <w:p>
+                      <w:pPr>
+                        <w:jc w:val="center"/>
+                        <w:rPr>
+                          <w:rFonts w:asciiTheme="majorHAnsi" w:eastAsiaTheme="majorEastAsia" w:hAnsiTheme="majorHAnsi" w:cstheme="majorBidi"/>
+                          <w:i/>
+                          <w:iCs/>
+                          <w:color w:val="FFFFFF" w:themeColor="background1"/>
+                          <w:sz w:val="28"/>
+                          <w:szCs w:val="28"/>
+                        </w:rPr>
+                      </w:pPr>
+                      <w:r>
+                        <w:rPr>
+                          <w:noProof/>
+                        </w:rPr>
+                        <w:drawing>
+                          <wp:inline distT="0" distB="0" distL="0" distR="0" wp14:anchorId="515D2F2A" wp14:editId="7EE72F7A">
+                            <wp:extent cx="1152525" cy="409575"/>
+                            <wp:effectExtent l="0" t="0" r="9525" b="9525"/>
+                            <wp:docPr id="25" name="Image 25"/>
+                            <wp:cNvGraphicFramePr>
+                              <a:graphicFrameLocks xmlns:a="http://schemas.openxmlformats.org/drawingml/2006/main" noChangeAspect="1"/>
+                            </wp:cNvGraphicFramePr>
+                            <a:graphic xmlns:a="http://schemas.openxmlformats.org/drawingml/2006/main">
+                              <a:graphicData uri="http://schemas.openxmlformats.org/drawingml/2006/picture">
+                                <pic:pic xmlns:pic="http://schemas.openxmlformats.org/drawingml/2006/picture">
+                                  <pic:nvPicPr>
+                                    <pic:cNvPr id="1" name=""/>
+                                    <pic:cNvPicPr/>
+                                  </pic:nvPicPr>
+                                  <pic:blipFill>
+                                    <a:blip r:embed="rId21"/>
+                                    <a:stretch>
+                                      <a:fillRect/>
+                                    </a:stretch>
+                                  </pic:blipFill>
+                                  <pic:spPr>
+                                    <a:xfrm>
+                                      <a:off x="0" y="0"/>
+                                      <a:ext cx="1152525" cy="409575"/>
+                                    </a:xfrm>
+                                    <a:prstGeom prst="rect">
+                                      <a:avLst/>
+                                    </a:prstGeom>
+                                  </pic:spPr>
+                                </pic:pic>
+                              </a:graphicData>
+                            </a:graphic>
+                          </wp:inline>
+                        </w:drawing>
+                      </w:r>
+                      <w:r>
+                        <w:rPr>
+                          <w:rFonts w:asciiTheme="majorHAnsi" w:eastAsiaTheme="majorEastAsia" w:hAnsiTheme="majorHAnsi" w:cstheme="majorBidi"/>
+                          <w:i/>
+                          <w:iCs/>
+                          <w:color w:val="FFFFFF" w:themeColor="background1"/>
+                          <w:sz w:val="28"/>
+                          <w:szCs w:val="28"/>
+                        </w:rPr>
+                        <w:t xml:space="preserve"> </w:t>
+                      </w:r>
+                    </w:p>
+                  </w:txbxContent>
+                </v:textbox>
+                <w10:wrap type="square" anchorx="margin" anchory="margin"/>
+              </v:roundrect>
+            </w:pict>
+          </mc:Fallback>
+        </mc:AlternateContent>
+      </w:r>
+      <w:r>
+        <w:t xml:space="preserve">Une fois les modifications choisies il faut les valider avec </w:t>
+      </w:r>
+      <w:r>
+        <w:rPr>
+          <w:noProof/>
+        </w:rPr>
+        <w:drawing>
+          <wp:inline distT="0" distB="0" distL="0" distR="0" wp14:anchorId="20E5AC85" wp14:editId="26182DC1">
+            <wp:extent cx="1543050" cy="323850"/>
+            <wp:effectExtent l="0" t="0" r="0" b="0"/>
+            <wp:docPr id="19" name="Image 19"/>
+            <wp:cNvGraphicFramePr>
+              <a:graphicFrameLocks xmlns:a="http://schemas.openxmlformats.org/drawingml/2006/main" noChangeAspect="1"/>
+            </wp:cNvGraphicFramePr>
+            <a:graphic xmlns:a="http://schemas.openxmlformats.org/drawingml/2006/main">
+              <a:graphicData uri="http://schemas.openxmlformats.org/drawingml/2006/picture">
+                <pic:pic xmlns:pic="http://schemas.openxmlformats.org/drawingml/2006/picture">
+                  <pic:nvPicPr>
+                    <pic:cNvPr id="1" name=""/>
+                    <pic:cNvPicPr/>
+                  </pic:nvPicPr>
+                  <pic:blipFill>
+                    <a:blip r:embed="rId17"/>
+                    <a:stretch>
+                      <a:fillRect/>
+                    </a:stretch>
+                  </pic:blipFill>
+                  <pic:spPr>
+                    <a:xfrm>
+                      <a:off x="0" y="0"/>
+                      <a:ext cx="1543050" cy="323850"/>
+                    </a:xfrm>
+                    <a:prstGeom prst="rect">
+                      <a:avLst/>
+                    </a:prstGeom>
+                  </pic:spPr>
+                </pic:pic>
+              </a:graphicData>
+            </a:graphic>
+          </wp:inline>
+        </w:drawing>
+      </w:r>
+      <w:r>
+        <w:t xml:space="preserve"> .</w:t>
+      </w:r>
+    </w:p>
+    <w:p>
+      <w:pPr>
+        <w:ind w:left="360"/>
+      </w:pPr>
+      <w:r>
+        <w:t>Les tronçons de la couche seront modifiés avec les valeurs de l’outil.</w:t>
+      </w:r>
+    </w:p>
+    <w:p>
+      <w:pPr>
+        <w:ind w:firstLine="360"/>
+      </w:pPr>
+      <w:r>
+        <w:t>Un message QGIS confirme la prise en compte des modifications.</w:t>
+      </w:r>
+    </w:p>
+    <w:p>
+      <w:pPr>
+        <w:ind w:firstLine="360"/>
+      </w:pPr>
+      <w:r>
+        <w:rPr>
+          <w:noProof/>
+        </w:rPr>
+        <w:drawing>
+          <wp:inline distT="0" distB="0" distL="0" distR="0" wp14:anchorId="33763D46" wp14:editId="5A197CF8">
+            <wp:extent cx="4324350" cy="323850"/>
+            <wp:effectExtent l="0" t="0" r="0" b="0"/>
+            <wp:docPr id="18" name="Image 18"/>
+            <wp:cNvGraphicFramePr>
+              <a:graphicFrameLocks xmlns:a="http://schemas.openxmlformats.org/drawingml/2006/main" noChangeAspect="1"/>
+            </wp:cNvGraphicFramePr>
+            <a:graphic xmlns:a="http://schemas.openxmlformats.org/drawingml/2006/main">
+              <a:graphicData uri="http://schemas.openxmlformats.org/drawingml/2006/picture">
+                <pic:pic xmlns:pic="http://schemas.openxmlformats.org/drawingml/2006/picture">
+                  <pic:nvPicPr>
+                    <pic:cNvPr id="1" name=""/>
+                    <pic:cNvPicPr/>
+                  </pic:nvPicPr>
+                  <pic:blipFill>
+                    <a:blip r:embed="rId22"/>
+                    <a:stretch>
+                      <a:fillRect/>
+                    </a:stretch>
+                  </pic:blipFill>
+                  <pic:spPr>
+                    <a:xfrm>
+                      <a:off x="0" y="0"/>
+                      <a:ext cx="4324350" cy="323850"/>
+                    </a:xfrm>
+                    <a:prstGeom prst="rect">
+                      <a:avLst/>
+                    </a:prstGeom>
+                  </pic:spPr>
+                </pic:pic>
+              </a:graphicData>
+            </a:graphic>
+          </wp:inline>
+        </w:drawing>
+      </w:r>
+    </w:p>
+    <w:p/>
+    <w:p/>
+    <w:p>
+      <w:pPr>
+        <w:jc w:val="center"/>
+        <w:rPr>
+          <w:rFonts w:asciiTheme="majorHAnsi" w:eastAsiaTheme="majorEastAsia" w:hAnsiTheme="majorHAnsi" w:cstheme="majorBidi"/>
+          <w:i/>
+          <w:iCs/>
+          <w:color w:val="FFFFFF" w:themeColor="background1"/>
+          <w:sz w:val="28"/>
+          <w:szCs w:val="28"/>
+        </w:rPr>
+      </w:pPr>
+      <w:r>
+        <w:rPr>
+          <w:rFonts w:asciiTheme="majorHAnsi" w:eastAsiaTheme="majorEastAsia" w:hAnsiTheme="majorHAnsi" w:cstheme="majorBidi"/>
+          <w:i/>
+          <w:iCs/>
+          <w:color w:val="FFFFFF" w:themeColor="background1"/>
+          <w:sz w:val="28"/>
+          <w:szCs w:val="28"/>
+        </w:rPr>
+        <w:t xml:space="preserve"> </w:t>
+      </w:r>
+    </w:p>
+    <w:p>
+      <w:pPr>
+        <w:jc w:val="center"/>
+        <w:rPr>
+          <w:rFonts w:asciiTheme="majorHAnsi" w:eastAsiaTheme="majorEastAsia" w:hAnsiTheme="majorHAnsi" w:cstheme="majorBidi"/>
+          <w:i/>
+          <w:iCs/>
+          <w:color w:val="FFFFFF" w:themeColor="background1"/>
+          <w:sz w:val="28"/>
+          <w:szCs w:val="28"/>
+        </w:rPr>
+      </w:pPr>
+      <w:r>
+        <w:rPr>
+          <w:rFonts w:asciiTheme="majorHAnsi" w:eastAsiaTheme="majorEastAsia" w:hAnsiTheme="majorHAnsi" w:cstheme="majorBidi"/>
+          <w:i/>
+          <w:iCs/>
+          <w:color w:val="FFFFFF" w:themeColor="background1"/>
+          <w:sz w:val="28"/>
+          <w:szCs w:val="28"/>
+        </w:rPr>
+        <w:t xml:space="preserve"> </w:t>
+      </w:r>
+    </w:p>
+    <w:p/>
+    <w:p/>
+    <w:p>
+      <w:r>
+        <w:t xml:space="preserve"> </w:t>
+      </w:r>
+    </w:p>
+    <w:p/>
+    <w:p/>
+    <w:p/>
+    <w:p/>
+    <w:p/>
+    <w:p/>
+    <w:p/>
+    <w:p/>
+    <w:p>
+      <w:pPr>
+        <w:ind w:left="360"/>
+      </w:pPr>
+    </w:p>
     <w:p/>
     <w:p/>
     <w:p/>
@@ -2789,8 +3355,8 @@
       </w:pPr>
     </w:p>
     <w:sectPr>
-      <w:footerReference w:type="default" r:id="rId20"/>
-      <w:footerReference w:type="first" r:id="rId21"/>
+      <w:footerReference w:type="default" r:id="rId23"/>
+      <w:footerReference w:type="first" r:id="rId24"/>
       <w:pgSz w:w="11906" w:h="16838" w:code="9"/>
       <w:pgMar w:top="851" w:right="924" w:bottom="1616" w:left="1134" w:header="709" w:footer="607" w:gutter="0"/>
       <w:cols w:space="708"/>
@@ -3024,7 +3590,7 @@
             <w:tag w:val="_DCDateCreated"/>
             <w:id w:val="317545533"/>
             <w:dataBinding w:prefixMappings="xmlns:ns0='http://schemas.microsoft.com/office/2006/metadata/properties' xmlns:ns1='http://www.w3.org/2001/XMLSchema-instance' xmlns:ns2='http://schemas.microsoft.com/office/infopath/2007/PartnerControls' xmlns:ns3='a1322699-2fbb-4cce-8aba-176c4fa97253' xmlns:ns4='http://schemas.microsoft.com/sharepoint/v3' xmlns:ns5='http://schemas.microsoft.com/sharepoint/v3/fields' xmlns:ns6='f0ff482e-aa3b-417e-9d65-5f4cb2656651' " w:xpath="/ns0:properties[1]/documentManagement[1]/ns5:_DCDateCreated[1]" w:storeItemID="{1159403A-C237-488E-8C5E-DABF9FCE7043}"/>
-            <w:date w:fullDate="2024-03-21T00:00:00Z">
+            <w:date w:fullDate="2025-07-25T00:00:00Z">
               <w:dateFormat w:val="dd/MM/yyyy"/>
               <w:lid w:val="fr-FR"/>
               <w:storeMappedDataAs w:val="dateTime"/>
@@ -3058,7 +3624,57 @@
                   <w:sz w:val="16"/>
                   <w:szCs w:val="16"/>
                 </w:rPr>
-                <w:t>21/03/2024</w:t>
+                <w:t>2</w:t>
+              </w:r>
+              <w:r>
+                <w:rPr>
+                  <w:rFonts w:eastAsia="Calibri"/>
+                  <w:noProof/>
+                  <w:color w:val="002060"/>
+                  <w:sz w:val="16"/>
+                  <w:szCs w:val="16"/>
+                </w:rPr>
+                <w:t>5</w:t>
+              </w:r>
+              <w:r>
+                <w:rPr>
+                  <w:rFonts w:eastAsia="Calibri"/>
+                  <w:noProof/>
+                  <w:color w:val="002060"/>
+                  <w:sz w:val="16"/>
+                  <w:szCs w:val="16"/>
+                </w:rPr>
+                <w:t>/0</w:t>
+              </w:r>
+              <w:r>
+                <w:rPr>
+                  <w:rFonts w:eastAsia="Calibri"/>
+                  <w:noProof/>
+                  <w:color w:val="002060"/>
+                  <w:sz w:val="16"/>
+                  <w:szCs w:val="16"/>
+                </w:rPr>
+                <w:t>7</w:t>
+              </w:r>
+              <w:r>
+                <w:rPr>
+                  <w:rFonts w:eastAsia="Calibri"/>
+                  <w:noProof/>
+                  <w:color w:val="002060"/>
+                  <w:sz w:val="16"/>
+                  <w:szCs w:val="16"/>
+                </w:rPr>
+                <w:t>/202</w:t>
+              </w:r>
+              <w:r>
+                <w:rPr>
+                  <w:rFonts w:eastAsia="Calibri"/>
+                  <w:noProof/>
+                  <w:color w:val="002060"/>
+                  <w:sz w:val="16"/>
+                  <w:szCs w:val="16"/>
+                </w:rPr>
+                <w:t>5</w:t>
               </w:r>
             </w:p>
           </w:sdtContent>
@@ -3309,7 +3925,7 @@
         <v:path o:extrusionok="f" gradientshapeok="t" o:connecttype="rect"/>
         <o:lock v:ext="edit" aspectratio="t"/>
       </v:shapetype>
-      <v:shape id="_x0000_i1042" type="#_x0000_t75" style="width:30.7pt;height:52.6pt" o:bullet="t">
+      <v:shape id="_x0000_i1081" type="#_x0000_t75" style="width:30.75pt;height:52.35pt" o:bullet="t">
         <v:imagedata r:id="rId1" o:title="puce"/>
       </v:shape>
     </w:pict>
@@ -8249,6 +8865,7 @@
     <w:rsid w:val="00686ACC"/>
     <w:rsid w:val="006C3956"/>
     <w:rsid w:val="006D3CE9"/>
+    <w:rsid w:val="00743E2A"/>
     <w:rsid w:val="00757D77"/>
     <w:rsid w:val="00770502"/>
     <w:rsid w:val="00867085"/>
@@ -9033,19 +9650,16 @@
 </file>
 
 <file path=customXml/item1.xml><?xml version="1.0" encoding="utf-8"?>
-<?mso-contentType ?>
-<FormTemplates xmlns="http://schemas.microsoft.com/sharepoint/v3/contenttype/forms">
-  <Display>DocumentLibraryForm</Display>
-  <Edit>DocumentLibraryForm</Edit>
-  <New>DocumentLibraryForm</New>
-</FormTemplates>
+<p:properties xmlns:p="http://schemas.microsoft.com/office/2006/metadata/properties" xmlns:xsi="http://www.w3.org/2001/XMLSchema-instance" xmlns:pc="http://schemas.microsoft.com/office/infopath/2007/PartnerControls">
+  <documentManagement>
+    <lcf76f155ced4ddcb4097134ff3c332f xmlns="b295003c-aa87-407e-9024-fdee4e88f6fa">
+      <Terms xmlns="http://schemas.microsoft.com/office/infopath/2007/PartnerControls"/>
+    </lcf76f155ced4ddcb4097134ff3c332f>
+  </documentManagement>
+</p:properties>
 </file>
 
 <file path=customXml/item2.xml><?xml version="1.0" encoding="utf-8"?>
-<b:Sources xmlns:b="http://schemas.openxmlformats.org/officeDocument/2006/bibliography" xmlns="http://schemas.openxmlformats.org/officeDocument/2006/bibliography" SelectedStyle="\APA.XSL" StyleName="APA"/>
-</file>
-
-<file path=customXml/item3.xml><?xml version="1.0" encoding="utf-8"?>
 <ct:contentTypeSchema xmlns:ct="http://schemas.microsoft.com/office/2006/metadata/contentType" xmlns:ma="http://schemas.microsoft.com/office/2006/metadata/properties/metaAttributes" ct:_="" ma:_="" ma:contentTypeName="Document" ma:contentTypeID="0x010100A3FA4CB5114F4B43B99F0B6DC8751D90" ma:contentTypeVersion="10" ma:contentTypeDescription="Crée un document." ma:contentTypeScope="" ma:versionID="501205be520febb413c56432ff8e6df1">
   <xsd:schema xmlns:xsd="http://www.w3.org/2001/XMLSchema" xmlns:xs="http://www.w3.org/2001/XMLSchema" xmlns:p="http://schemas.microsoft.com/office/2006/metadata/properties" xmlns:ns2="b295003c-aa87-407e-9024-fdee4e88f6fa" targetNamespace="http://schemas.microsoft.com/office/2006/metadata/properties" ma:root="true" ma:fieldsID="0378f5bf275aa5e8e5bb75b38d3da7db" ns2:_="">
     <xsd:import namespace="b295003c-aa87-407e-9024-fdee4e88f6fa"/>
@@ -9223,33 +9837,30 @@
 </ct:contentTypeSchema>
 </file>
 
+<file path=customXml/item3.xml><?xml version="1.0" encoding="utf-8"?>
+<b:Sources xmlns:b="http://schemas.openxmlformats.org/officeDocument/2006/bibliography" xmlns="http://schemas.openxmlformats.org/officeDocument/2006/bibliography" SelectedStyle="\APA.XSL" StyleName="APA"/>
+</file>
+
 <file path=customXml/item4.xml><?xml version="1.0" encoding="utf-8"?>
-<p:properties xmlns:p="http://schemas.microsoft.com/office/2006/metadata/properties" xmlns:xsi="http://www.w3.org/2001/XMLSchema-instance" xmlns:pc="http://schemas.microsoft.com/office/infopath/2007/PartnerControls">
-  <documentManagement>
-    <lcf76f155ced4ddcb4097134ff3c332f xmlns="b295003c-aa87-407e-9024-fdee4e88f6fa">
-      <Terms xmlns="http://schemas.microsoft.com/office/infopath/2007/PartnerControls"/>
-    </lcf76f155ced4ddcb4097134ff3c332f>
-  </documentManagement>
-</p:properties>
+<?mso-contentType ?>
+<FormTemplates xmlns="http://schemas.microsoft.com/sharepoint/v3/contenttype/forms">
+  <Display>DocumentLibraryForm</Display>
+  <Edit>DocumentLibraryForm</Edit>
+  <New>DocumentLibraryForm</New>
+</FormTemplates>
 </file>
 
 <file path=customXml/itemProps1.xml><?xml version="1.0" encoding="utf-8"?>
-<ds:datastoreItem xmlns:ds="http://schemas.openxmlformats.org/officeDocument/2006/customXml" ds:itemID="{EEE2973D-7DD7-4773-855D-5CAD81242BDE}">
+<ds:datastoreItem xmlns:ds="http://schemas.openxmlformats.org/officeDocument/2006/customXml" ds:itemID="{1159403A-C237-488E-8C5E-DABF9FCE7043}">
   <ds:schemaRefs>
-    <ds:schemaRef ds:uri="http://schemas.microsoft.com/sharepoint/v3/contenttype/forms"/>
+    <ds:schemaRef ds:uri="http://schemas.microsoft.com/office/2006/metadata/properties"/>
+    <ds:schemaRef ds:uri="http://schemas.microsoft.com/office/infopath/2007/PartnerControls"/>
+    <ds:schemaRef ds:uri="b295003c-aa87-407e-9024-fdee4e88f6fa"/>
   </ds:schemaRefs>
 </ds:datastoreItem>
 </file>
 
 <file path=customXml/itemProps2.xml><?xml version="1.0" encoding="utf-8"?>
-<ds:datastoreItem xmlns:ds="http://schemas.openxmlformats.org/officeDocument/2006/customXml" ds:itemID="{0FF0F878-5F0F-460C-9013-40E72731A637}">
-  <ds:schemaRefs>
-    <ds:schemaRef ds:uri="http://schemas.openxmlformats.org/officeDocument/2006/bibliography"/>
-  </ds:schemaRefs>
-</ds:datastoreItem>
-</file>
-
-<file path=customXml/itemProps3.xml><?xml version="1.0" encoding="utf-8"?>
 <ds:datastoreItem xmlns:ds="http://schemas.openxmlformats.org/officeDocument/2006/customXml" ds:itemID="{15B44F83-286F-41C1-A87D-D9F5E51288E0}">
   <ds:schemaRefs>
     <ds:schemaRef ds:uri="http://schemas.microsoft.com/office/2006/metadata/contentType"/>
@@ -9267,12 +9878,18 @@
 </ds:datastoreItem>
 </file>
 
+<file path=customXml/itemProps3.xml><?xml version="1.0" encoding="utf-8"?>
+<ds:datastoreItem xmlns:ds="http://schemas.openxmlformats.org/officeDocument/2006/customXml" ds:itemID="{0FF0F878-5F0F-460C-9013-40E72731A637}">
+  <ds:schemaRefs>
+    <ds:schemaRef ds:uri="http://schemas.openxmlformats.org/officeDocument/2006/bibliography"/>
+  </ds:schemaRefs>
+</ds:datastoreItem>
+</file>
+
 <file path=customXml/itemProps4.xml><?xml version="1.0" encoding="utf-8"?>
-<ds:datastoreItem xmlns:ds="http://schemas.openxmlformats.org/officeDocument/2006/customXml" ds:itemID="{1159403A-C237-488E-8C5E-DABF9FCE7043}">
+<ds:datastoreItem xmlns:ds="http://schemas.openxmlformats.org/officeDocument/2006/customXml" ds:itemID="{EEE2973D-7DD7-4773-855D-5CAD81242BDE}">
   <ds:schemaRefs>
-    <ds:schemaRef ds:uri="http://schemas.microsoft.com/office/2006/metadata/properties"/>
-    <ds:schemaRef ds:uri="http://schemas.microsoft.com/office/infopath/2007/PartnerControls"/>
-    <ds:schemaRef ds:uri="b295003c-aa87-407e-9024-fdee4e88f6fa"/>
+    <ds:schemaRef ds:uri="http://schemas.microsoft.com/sharepoint/v3/contenttype/forms"/>
   </ds:schemaRefs>
 </ds:datastoreItem>
 </file>